--- a/Appendix 3.2 Informed Consent Form_Student.docx
+++ b/Appendix 3.2 Informed Consent Form_Student.docx
@@ -61,6 +61,16 @@
       <w:pPr>
         <w:spacing w:after="0" w:line="240" w:lineRule="auto"/>
         <w:rPr>
+          <w:rFonts w:asciiTheme="majorHAnsi" w:eastAsia="宋体" w:hAnsiTheme="majorHAnsi" w:cstheme="majorHAnsi"/>
+          <w:b/>
+          <w:bCs/>
+          <w:color w:val="000000" w:themeColor="text1"/>
+          <w:sz w:val="24"/>
+          <w:szCs w:val="24"/>
+        </w:rPr>
+      </w:pPr>
+      <w:r>
+        <w:rPr>
           <w:rFonts w:asciiTheme="majorHAnsi" w:hAnsiTheme="majorHAnsi" w:cstheme="majorHAnsi"/>
           <w:b/>
           <w:bCs/>
@@ -68,7 +78,43 @@
           <w:sz w:val="24"/>
           <w:szCs w:val="24"/>
         </w:rPr>
-      </w:pPr>
+        <w:t xml:space="preserve">Version number &amp; date: </w:t>
+      </w:r>
+      <w:r>
+        <w:rPr>
+          <w:rFonts w:asciiTheme="majorHAnsi" w:eastAsia="宋体" w:hAnsiTheme="majorHAnsi" w:cstheme="majorHAnsi"/>
+          <w:b/>
+          <w:bCs/>
+          <w:color w:val="000000" w:themeColor="text1"/>
+          <w:sz w:val="24"/>
+          <w:szCs w:val="24"/>
+        </w:rPr>
+        <w:t>V1.0, 17 Oct 2026</w:t>
+      </w:r>
+    </w:p>
+    <w:p>
+      <w:pPr>
+        <w:spacing w:after="0" w:line="240" w:lineRule="auto"/>
+        <w:rPr>
+          <w:rFonts w:asciiTheme="majorHAnsi" w:eastAsia="宋体" w:hAnsiTheme="majorHAnsi" w:cstheme="majorHAnsi" w:hint="eastAsia"/>
+          <w:b/>
+          <w:bCs/>
+          <w:color w:val="000000" w:themeColor="text1"/>
+          <w:sz w:val="24"/>
+          <w:szCs w:val="24"/>
+        </w:rPr>
+      </w:pPr>
+      <w:r>
+        <w:rPr>
+          <w:rFonts w:ascii="仿宋" w:eastAsia="仿宋" w:hAnsi="仿宋" w:cstheme="majorHAnsi" w:hint="eastAsia"/>
+          <w:b/>
+          <w:bCs/>
+          <w:color w:val="000000" w:themeColor="text1"/>
+          <w:sz w:val="24"/>
+          <w:szCs w:val="24"/>
+        </w:rPr>
+        <w:t>版本号及日期</w:t>
+      </w:r>
       <w:r>
         <w:rPr>
           <w:rFonts w:asciiTheme="majorHAnsi" w:hAnsiTheme="majorHAnsi" w:cstheme="majorHAnsi"/>
@@ -78,9 +124,34 @@
           <w:sz w:val="24"/>
           <w:szCs w:val="24"/>
         </w:rPr>
-        <w:t xml:space="preserve">Version number &amp; date: </w:t>
-      </w:r>
-      <w:r>
+        <w:t xml:space="preserve">: </w:t>
+      </w:r>
+      <w:r>
+        <w:rPr>
+          <w:rFonts w:asciiTheme="majorHAnsi" w:eastAsia="宋体" w:hAnsiTheme="majorHAnsi" w:cstheme="majorHAnsi"/>
+          <w:b/>
+          <w:bCs/>
+          <w:color w:val="000000" w:themeColor="text1"/>
+          <w:sz w:val="24"/>
+          <w:szCs w:val="24"/>
+        </w:rPr>
+        <w:t xml:space="preserve">V1.0, </w:t>
+      </w:r>
+      <w:r>
+        <w:rPr>
+          <w:rFonts w:asciiTheme="majorHAnsi" w:eastAsia="宋体" w:hAnsiTheme="majorHAnsi" w:cstheme="majorHAnsi" w:hint="eastAsia"/>
+          <w:b/>
+          <w:bCs/>
+          <w:color w:val="000000" w:themeColor="text1"/>
+          <w:sz w:val="24"/>
+          <w:szCs w:val="24"/>
+        </w:rPr>
+        <w:t>2026.10.17</w:t>
+      </w:r>
+    </w:p>
+    <w:p>
+      <w:pPr>
+        <w:spacing w:after="0" w:line="240" w:lineRule="auto"/>
         <w:rPr>
           <w:rFonts w:asciiTheme="majorHAnsi" w:hAnsiTheme="majorHAnsi" w:cstheme="majorHAnsi"/>
           <w:b/>
@@ -88,10 +159,8 @@
           <w:color w:val="000000" w:themeColor="text1"/>
           <w:sz w:val="24"/>
           <w:szCs w:val="24"/>
-          <w:highlight w:val="yellow"/>
-        </w:rPr>
-        <w:t>***</w:t>
-      </w:r>
+        </w:rPr>
+      </w:pPr>
     </w:p>
     <w:p>
       <w:pPr>
@@ -107,6 +176,42 @@
       </w:pPr>
       <w:r>
         <w:rPr>
+          <w:rFonts w:asciiTheme="majorHAnsi" w:hAnsiTheme="majorHAnsi" w:cstheme="majorHAnsi"/>
+          <w:b/>
+          <w:bCs/>
+          <w:color w:val="000000" w:themeColor="text1"/>
+          <w:sz w:val="24"/>
+          <w:szCs w:val="24"/>
+        </w:rPr>
+        <w:t xml:space="preserve">Research ethics approval number: </w:t>
+      </w:r>
+      <w:r>
+        <w:rPr>
+          <w:rFonts w:asciiTheme="majorHAnsi" w:hAnsiTheme="majorHAnsi" w:cstheme="majorHAnsi"/>
+          <w:b/>
+          <w:bCs/>
+          <w:color w:val="000000" w:themeColor="text1"/>
+          <w:sz w:val="24"/>
+          <w:szCs w:val="24"/>
+          <w:highlight w:val="yellow"/>
+        </w:rPr>
+        <w:t>***</w:t>
+      </w:r>
+    </w:p>
+    <w:p>
+      <w:pPr>
+        <w:spacing w:after="0" w:line="240" w:lineRule="auto"/>
+        <w:rPr>
+          <w:rFonts w:asciiTheme="majorHAnsi" w:hAnsiTheme="majorHAnsi" w:cstheme="majorHAnsi"/>
+          <w:b/>
+          <w:bCs/>
+          <w:color w:val="000000" w:themeColor="text1"/>
+          <w:sz w:val="24"/>
+          <w:szCs w:val="24"/>
+        </w:rPr>
+      </w:pPr>
+      <w:r>
+        <w:rPr>
           <w:rFonts w:ascii="仿宋" w:eastAsia="仿宋" w:hAnsi="仿宋" w:cstheme="majorHAnsi" w:hint="eastAsia"/>
           <w:b/>
           <w:bCs/>
@@ -114,7 +219,7 @@
           <w:sz w:val="24"/>
           <w:szCs w:val="24"/>
         </w:rPr>
-        <w:t>版本号及日期</w:t>
+        <w:t>科研伦理审批编号</w:t>
       </w:r>
       <w:r>
         <w:rPr>
@@ -157,6 +262,16 @@
       <w:pPr>
         <w:spacing w:after="0" w:line="240" w:lineRule="auto"/>
         <w:rPr>
+          <w:rFonts w:asciiTheme="majorHAnsi" w:eastAsia="宋体" w:hAnsiTheme="majorHAnsi" w:cstheme="majorHAnsi"/>
+          <w:b/>
+          <w:bCs/>
+          <w:color w:val="000000" w:themeColor="text1"/>
+          <w:sz w:val="24"/>
+          <w:szCs w:val="24"/>
+        </w:rPr>
+      </w:pPr>
+      <w:r>
+        <w:rPr>
           <w:rFonts w:asciiTheme="majorHAnsi" w:hAnsiTheme="majorHAnsi" w:cstheme="majorHAnsi"/>
           <w:b/>
           <w:bCs/>
@@ -164,7 +279,8 @@
           <w:sz w:val="24"/>
           <w:szCs w:val="24"/>
         </w:rPr>
-      </w:pPr>
+        <w:t xml:space="preserve">Title of the research project: </w:t>
+      </w:r>
       <w:r>
         <w:rPr>
           <w:rFonts w:asciiTheme="majorHAnsi" w:hAnsiTheme="majorHAnsi" w:cstheme="majorHAnsi"/>
@@ -174,7 +290,18 @@
           <w:sz w:val="24"/>
           <w:szCs w:val="24"/>
         </w:rPr>
-        <w:t xml:space="preserve">Research ethics approval number: </w:t>
+        <w:t>AIAT Supervisor Selection </w:t>
+      </w:r>
+      <w:r>
+        <w:rPr>
+          <w:rFonts w:asciiTheme="majorHAnsi" w:hAnsiTheme="majorHAnsi" w:cstheme="majorHAnsi" w:hint="eastAsia"/>
+          <w:b/>
+          <w:bCs/>
+          <w:color w:val="000000" w:themeColor="text1"/>
+          <w:sz w:val="24"/>
+          <w:szCs w:val="24"/>
+        </w:rPr>
+        <w:t xml:space="preserve"> Agent</w:t>
       </w:r>
       <w:r>
         <w:rPr>
@@ -184,14 +311,34 @@
           <w:color w:val="000000" w:themeColor="text1"/>
           <w:sz w:val="24"/>
           <w:szCs w:val="24"/>
-          <w:highlight w:val="yellow"/>
-        </w:rPr>
-        <w:t>***</w:t>
+        </w:rPr>
+        <w:t xml:space="preserve"> User Experience Survey</w:t>
       </w:r>
     </w:p>
     <w:p>
       <w:pPr>
         <w:spacing w:after="0" w:line="240" w:lineRule="auto"/>
+        <w:rPr>
+          <w:rFonts w:ascii="仿宋" w:eastAsia="仿宋" w:hAnsi="仿宋" w:cstheme="majorHAnsi" w:hint="eastAsia"/>
+          <w:b/>
+          <w:bCs/>
+          <w:color w:val="000000" w:themeColor="text1"/>
+          <w:sz w:val="24"/>
+          <w:szCs w:val="24"/>
+        </w:rPr>
+      </w:pPr>
+      <w:r>
+        <w:rPr>
+          <w:rFonts w:ascii="仿宋" w:eastAsia="仿宋" w:hAnsi="仿宋" w:cstheme="majorHAnsi" w:hint="eastAsia"/>
+          <w:b/>
+          <w:bCs/>
+          <w:color w:val="000000" w:themeColor="text1"/>
+          <w:sz w:val="24"/>
+          <w:szCs w:val="24"/>
+        </w:rPr>
+        <w:t>项目名称</w:t>
+      </w:r>
+      <w:r>
         <w:rPr>
           <w:rFonts w:asciiTheme="majorHAnsi" w:hAnsiTheme="majorHAnsi" w:cstheme="majorHAnsi"/>
           <w:b/>
@@ -200,7 +347,30 @@
           <w:sz w:val="24"/>
           <w:szCs w:val="24"/>
         </w:rPr>
-      </w:pPr>
+        <w:t>:</w:t>
+      </w:r>
+      <w:r>
+        <w:rPr>
+          <w:rFonts w:asciiTheme="majorHAnsi" w:hAnsiTheme="majorHAnsi" w:cstheme="majorHAnsi" w:hint="eastAsia"/>
+          <w:b/>
+          <w:bCs/>
+          <w:color w:val="000000" w:themeColor="text1"/>
+          <w:sz w:val="24"/>
+          <w:szCs w:val="24"/>
+        </w:rPr>
+        <w:t xml:space="preserve"> </w:t>
+      </w:r>
+      <w:r>
+        <w:rPr>
+          <w:rFonts w:ascii="仿宋" w:eastAsia="仿宋" w:hAnsi="仿宋" w:cstheme="majorHAnsi"/>
+          <w:b/>
+          <w:bCs/>
+          <w:color w:val="000000" w:themeColor="text1"/>
+          <w:sz w:val="24"/>
+          <w:szCs w:val="24"/>
+        </w:rPr>
+        <w:t>人工智能与先进计算学院</w:t>
+      </w:r>
       <w:r>
         <w:rPr>
           <w:rFonts w:ascii="仿宋" w:eastAsia="仿宋" w:hAnsi="仿宋" w:cstheme="majorHAnsi" w:hint="eastAsia"/>
@@ -210,9 +380,36 @@
           <w:sz w:val="24"/>
           <w:szCs w:val="24"/>
         </w:rPr>
-        <w:t>科研伦理审批编号</w:t>
-      </w:r>
-      <w:r>
+        <w:t>导师选择智能体</w:t>
+      </w:r>
+      <w:r>
+        <w:rPr>
+          <w:rFonts w:asciiTheme="majorHAnsi" w:eastAsia="宋体" w:hAnsiTheme="majorHAnsi" w:cstheme="majorHAnsi" w:hint="eastAsia"/>
+          <w:b/>
+          <w:bCs/>
+          <w:color w:val="000000" w:themeColor="text1"/>
+          <w:sz w:val="24"/>
+          <w:szCs w:val="24"/>
+        </w:rPr>
+        <w:t>使用体验调查</w:t>
+      </w:r>
+    </w:p>
+    <w:p>
+      <w:pPr>
+        <w:spacing w:after="0" w:line="240" w:lineRule="auto"/>
+        <w:rPr>
+          <w:rFonts w:ascii="仿宋" w:eastAsia="仿宋" w:hAnsi="仿宋" w:cstheme="majorHAnsi" w:hint="eastAsia"/>
+          <w:b/>
+          <w:bCs/>
+          <w:color w:val="000000" w:themeColor="text1"/>
+          <w:sz w:val="24"/>
+          <w:szCs w:val="24"/>
+        </w:rPr>
+      </w:pPr>
+    </w:p>
+    <w:p>
+      <w:pPr>
+        <w:spacing w:after="0" w:line="240" w:lineRule="auto"/>
         <w:rPr>
           <w:rFonts w:asciiTheme="majorHAnsi" w:hAnsiTheme="majorHAnsi" w:cstheme="majorHAnsi"/>
           <w:b/>
@@ -221,8 +418,20 @@
           <w:sz w:val="24"/>
           <w:szCs w:val="24"/>
         </w:rPr>
-        <w:t xml:space="preserve">: </w:t>
-      </w:r>
+      </w:pPr>
+    </w:p>
+    <w:p>
+      <w:pPr>
+        <w:spacing w:after="0" w:line="240" w:lineRule="auto"/>
+        <w:rPr>
+          <w:rFonts w:asciiTheme="majorHAnsi" w:eastAsia="宋体" w:hAnsiTheme="majorHAnsi" w:cstheme="majorHAnsi"/>
+          <w:b/>
+          <w:bCs/>
+          <w:color w:val="000000" w:themeColor="text1"/>
+          <w:sz w:val="24"/>
+          <w:szCs w:val="24"/>
+        </w:rPr>
+      </w:pPr>
       <w:r>
         <w:rPr>
           <w:rFonts w:asciiTheme="majorHAnsi" w:hAnsiTheme="majorHAnsi" w:cstheme="majorHAnsi"/>
@@ -231,14 +440,10 @@
           <w:color w:val="000000" w:themeColor="text1"/>
           <w:sz w:val="24"/>
           <w:szCs w:val="24"/>
-          <w:highlight w:val="yellow"/>
-        </w:rPr>
-        <w:t>***</w:t>
-      </w:r>
-    </w:p>
-    <w:p>
-      <w:pPr>
-        <w:spacing w:after="0" w:line="240" w:lineRule="auto"/>
+        </w:rPr>
+        <w:t xml:space="preserve">Name of </w:t>
+      </w:r>
+      <w:r>
         <w:rPr>
           <w:rFonts w:asciiTheme="majorHAnsi" w:hAnsiTheme="majorHAnsi" w:cstheme="majorHAnsi"/>
           <w:b/>
@@ -247,20 +452,8 @@
           <w:sz w:val="24"/>
           <w:szCs w:val="24"/>
         </w:rPr>
-      </w:pPr>
-    </w:p>
-    <w:p>
-      <w:pPr>
-        <w:spacing w:after="0" w:line="240" w:lineRule="auto"/>
-        <w:rPr>
-          <w:rFonts w:asciiTheme="majorHAnsi" w:eastAsia="宋体" w:hAnsiTheme="majorHAnsi" w:cstheme="majorHAnsi" w:hint="eastAsia"/>
-          <w:b/>
-          <w:bCs/>
-          <w:color w:val="000000" w:themeColor="text1"/>
-          <w:sz w:val="24"/>
-          <w:szCs w:val="24"/>
-        </w:rPr>
-      </w:pPr>
+        <w:t>S</w:t>
+      </w:r>
       <w:r>
         <w:rPr>
           <w:rFonts w:asciiTheme="majorHAnsi" w:hAnsiTheme="majorHAnsi" w:cstheme="majorHAnsi"/>
@@ -270,7 +463,7 @@
           <w:sz w:val="24"/>
           <w:szCs w:val="24"/>
         </w:rPr>
-        <w:t xml:space="preserve">Title of the research project: </w:t>
+        <w:t xml:space="preserve">tudent </w:t>
       </w:r>
       <w:r>
         <w:rPr>
@@ -281,18 +474,7 @@
           <w:sz w:val="24"/>
           <w:szCs w:val="24"/>
         </w:rPr>
-        <w:t>AIAT Supervisor Selection </w:t>
-      </w:r>
-      <w:r>
-        <w:rPr>
-          <w:rFonts w:asciiTheme="majorHAnsi" w:hAnsiTheme="majorHAnsi" w:cstheme="majorHAnsi" w:hint="eastAsia"/>
-          <w:b/>
-          <w:bCs/>
-          <w:color w:val="000000" w:themeColor="text1"/>
-          <w:sz w:val="24"/>
-          <w:szCs w:val="24"/>
-        </w:rPr>
-        <w:t xml:space="preserve"> Agent</w:t>
+        <w:t>R</w:t>
       </w:r>
       <w:r>
         <w:rPr>
@@ -303,12 +485,33 @@
           <w:sz w:val="24"/>
           <w:szCs w:val="24"/>
         </w:rPr>
-        <w:t xml:space="preserve"> User Experience Survey</w:t>
+        <w:t xml:space="preserve">esearcher: </w:t>
       </w:r>
     </w:p>
     <w:p>
       <w:pPr>
         <w:spacing w:after="0" w:line="240" w:lineRule="auto"/>
+        <w:rPr>
+          <w:rFonts w:ascii="仿宋" w:eastAsia="仿宋" w:hAnsi="仿宋" w:cstheme="majorHAnsi" w:hint="eastAsia"/>
+          <w:b/>
+          <w:bCs/>
+          <w:color w:val="000000" w:themeColor="text1"/>
+          <w:sz w:val="24"/>
+          <w:szCs w:val="24"/>
+        </w:rPr>
+      </w:pPr>
+      <w:r>
+        <w:rPr>
+          <w:rFonts w:ascii="仿宋" w:eastAsia="仿宋" w:hAnsi="仿宋" w:cstheme="majorHAnsi" w:hint="eastAsia"/>
+          <w:b/>
+          <w:bCs/>
+          <w:color w:val="000000" w:themeColor="text1"/>
+          <w:sz w:val="24"/>
+          <w:szCs w:val="24"/>
+        </w:rPr>
+        <w:t xml:space="preserve">Zhengjie Cao MSc </w:t>
+      </w:r>
+      <w:r>
         <w:rPr>
           <w:rFonts w:ascii="仿宋" w:eastAsia="仿宋" w:hAnsi="仿宋" w:cstheme="majorHAnsi"/>
           <w:b/>
@@ -317,8 +520,23 @@
           <w:sz w:val="24"/>
           <w:szCs w:val="24"/>
         </w:rPr>
-      </w:pPr>
-      <w:r>
+        <w:t>Academy of Artificial Intelligence and Advanced Technology</w:t>
+      </w:r>
+      <w:r>
+        <w:rPr>
+          <w:rFonts w:ascii="仿宋" w:eastAsia="仿宋" w:hAnsi="仿宋" w:cstheme="majorHAnsi"/>
+          <w:b/>
+          <w:bCs/>
+          <w:color w:val="000000" w:themeColor="text1"/>
+          <w:sz w:val="24"/>
+          <w:szCs w:val="24"/>
+        </w:rPr>
+        <w:t>,</w:t>
+      </w:r>
+    </w:p>
+    <w:p>
+      <w:pPr>
+        <w:spacing w:after="0" w:line="240" w:lineRule="auto"/>
         <w:rPr>
           <w:rFonts w:ascii="仿宋" w:eastAsia="仿宋" w:hAnsi="仿宋" w:cstheme="majorHAnsi" w:hint="eastAsia"/>
           <w:b/>
@@ -327,9 +545,300 @@
           <w:sz w:val="24"/>
           <w:szCs w:val="24"/>
         </w:rPr>
-        <w:t>项目名称</w:t>
-      </w:r>
-      <w:r>
+      </w:pPr>
+      <w:r>
+        <w:rPr>
+          <w:rFonts w:ascii="仿宋" w:eastAsia="仿宋" w:hAnsi="仿宋" w:cstheme="majorHAnsi" w:hint="eastAsia"/>
+          <w:b/>
+          <w:bCs/>
+          <w:color w:val="000000" w:themeColor="text1"/>
+          <w:sz w:val="24"/>
+          <w:szCs w:val="24"/>
+        </w:rPr>
+        <w:t xml:space="preserve">Yikai Wang MSc </w:t>
+      </w:r>
+      <w:r>
+        <w:rPr>
+          <w:rFonts w:ascii="仿宋" w:eastAsia="仿宋" w:hAnsi="仿宋" w:cstheme="majorHAnsi"/>
+          <w:b/>
+          <w:bCs/>
+          <w:color w:val="000000" w:themeColor="text1"/>
+          <w:sz w:val="24"/>
+          <w:szCs w:val="24"/>
+        </w:rPr>
+        <w:t>Academy of Artificial Intelligence and Advanced Technology</w:t>
+      </w:r>
+      <w:r>
+        <w:rPr>
+          <w:rFonts w:ascii="仿宋" w:eastAsia="仿宋" w:hAnsi="仿宋" w:cstheme="majorHAnsi" w:hint="eastAsia"/>
+          <w:b/>
+          <w:bCs/>
+          <w:color w:val="000000" w:themeColor="text1"/>
+          <w:sz w:val="24"/>
+          <w:szCs w:val="24"/>
+        </w:rPr>
+        <w:t>,</w:t>
+      </w:r>
+    </w:p>
+    <w:p>
+      <w:pPr>
+        <w:spacing w:after="0" w:line="240" w:lineRule="auto"/>
+        <w:rPr>
+          <w:rFonts w:ascii="仿宋" w:eastAsia="仿宋" w:hAnsi="仿宋" w:cstheme="majorHAnsi" w:hint="eastAsia"/>
+          <w:b/>
+          <w:bCs/>
+          <w:color w:val="000000" w:themeColor="text1"/>
+          <w:sz w:val="24"/>
+          <w:szCs w:val="24"/>
+        </w:rPr>
+      </w:pPr>
+      <w:r>
+        <w:rPr>
+          <w:rFonts w:ascii="仿宋" w:eastAsia="仿宋" w:hAnsi="仿宋" w:cstheme="majorHAnsi" w:hint="eastAsia"/>
+          <w:b/>
+          <w:bCs/>
+          <w:color w:val="000000" w:themeColor="text1"/>
+          <w:sz w:val="24"/>
+          <w:szCs w:val="24"/>
+        </w:rPr>
+        <w:t xml:space="preserve">Ruiyang Zhang MSc </w:t>
+      </w:r>
+      <w:r>
+        <w:rPr>
+          <w:rFonts w:ascii="仿宋" w:eastAsia="仿宋" w:hAnsi="仿宋" w:cstheme="majorHAnsi"/>
+          <w:b/>
+          <w:bCs/>
+          <w:color w:val="000000" w:themeColor="text1"/>
+          <w:sz w:val="24"/>
+          <w:szCs w:val="24"/>
+        </w:rPr>
+        <w:t>Academy of Artificial Intelligence and Advanced Technology</w:t>
+      </w:r>
+      <w:r>
+        <w:rPr>
+          <w:rFonts w:ascii="仿宋" w:eastAsia="仿宋" w:hAnsi="仿宋" w:cstheme="majorHAnsi" w:hint="eastAsia"/>
+          <w:b/>
+          <w:bCs/>
+          <w:color w:val="000000" w:themeColor="text1"/>
+          <w:sz w:val="24"/>
+          <w:szCs w:val="24"/>
+        </w:rPr>
+        <w:t>,</w:t>
+      </w:r>
+    </w:p>
+    <w:p>
+      <w:pPr>
+        <w:spacing w:after="0" w:line="240" w:lineRule="auto"/>
+        <w:rPr>
+          <w:rFonts w:ascii="仿宋" w:eastAsia="仿宋" w:hAnsi="仿宋" w:cstheme="majorHAnsi" w:hint="eastAsia"/>
+          <w:b/>
+          <w:bCs/>
+          <w:color w:val="000000" w:themeColor="text1"/>
+          <w:sz w:val="24"/>
+          <w:szCs w:val="24"/>
+        </w:rPr>
+      </w:pPr>
+      <w:r>
+        <w:rPr>
+          <w:rFonts w:ascii="仿宋" w:eastAsia="仿宋" w:hAnsi="仿宋" w:cstheme="majorHAnsi" w:hint="eastAsia"/>
+          <w:b/>
+          <w:bCs/>
+          <w:color w:val="000000" w:themeColor="text1"/>
+          <w:sz w:val="24"/>
+          <w:szCs w:val="24"/>
+        </w:rPr>
+        <w:t xml:space="preserve">Shiheng Fu MSc </w:t>
+      </w:r>
+      <w:r>
+        <w:rPr>
+          <w:rFonts w:ascii="仿宋" w:eastAsia="仿宋" w:hAnsi="仿宋" w:cstheme="majorHAnsi"/>
+          <w:b/>
+          <w:bCs/>
+          <w:color w:val="000000" w:themeColor="text1"/>
+          <w:sz w:val="24"/>
+          <w:szCs w:val="24"/>
+        </w:rPr>
+        <w:t>Academy of Artificial Intelligence and Advanced Technology</w:t>
+      </w:r>
+    </w:p>
+    <w:p>
+      <w:pPr>
+        <w:spacing w:after="0" w:line="240" w:lineRule="auto"/>
+        <w:rPr>
+          <w:rFonts w:ascii="仿宋" w:eastAsia="仿宋" w:hAnsi="仿宋" w:cstheme="majorHAnsi" w:hint="eastAsia"/>
+          <w:b/>
+          <w:bCs/>
+          <w:color w:val="000000" w:themeColor="text1"/>
+          <w:sz w:val="24"/>
+          <w:szCs w:val="24"/>
+        </w:rPr>
+      </w:pPr>
+      <w:r>
+        <w:rPr>
+          <w:rFonts w:ascii="仿宋" w:eastAsia="仿宋" w:hAnsi="仿宋" w:cstheme="majorHAnsi"/>
+          <w:b/>
+          <w:bCs/>
+          <w:color w:val="000000" w:themeColor="text1"/>
+          <w:sz w:val="24"/>
+          <w:szCs w:val="24"/>
+        </w:rPr>
+        <w:t>学生研究者</w:t>
+      </w:r>
+      <w:r>
+        <w:rPr>
+          <w:rFonts w:ascii="仿宋" w:eastAsia="仿宋" w:hAnsi="仿宋" w:cstheme="majorHAnsi"/>
+          <w:b/>
+          <w:bCs/>
+          <w:color w:val="000000" w:themeColor="text1"/>
+          <w:sz w:val="24"/>
+          <w:szCs w:val="24"/>
+        </w:rPr>
+        <w:t>：</w:t>
+      </w:r>
+    </w:p>
+    <w:p>
+      <w:pPr>
+        <w:spacing w:after="0" w:line="240" w:lineRule="auto"/>
+        <w:rPr>
+          <w:rFonts w:ascii="仿宋" w:eastAsia="仿宋" w:hAnsi="仿宋" w:cstheme="majorHAnsi" w:hint="eastAsia"/>
+          <w:b/>
+          <w:bCs/>
+          <w:color w:val="000000" w:themeColor="text1"/>
+          <w:sz w:val="24"/>
+          <w:szCs w:val="24"/>
+        </w:rPr>
+      </w:pPr>
+      <w:r>
+        <w:rPr>
+          <w:rFonts w:ascii="仿宋" w:eastAsia="仿宋" w:hAnsi="仿宋" w:cstheme="majorHAnsi" w:hint="eastAsia"/>
+          <w:b/>
+          <w:bCs/>
+          <w:color w:val="000000" w:themeColor="text1"/>
+          <w:sz w:val="24"/>
+          <w:szCs w:val="24"/>
+        </w:rPr>
+        <w:t xml:space="preserve">曹正杰 理学硕士 </w:t>
+      </w:r>
+      <w:r>
+        <w:rPr>
+          <w:rFonts w:ascii="仿宋" w:eastAsia="仿宋" w:hAnsi="仿宋" w:cstheme="majorHAnsi"/>
+          <w:b/>
+          <w:bCs/>
+          <w:color w:val="000000" w:themeColor="text1"/>
+          <w:sz w:val="24"/>
+          <w:szCs w:val="24"/>
+        </w:rPr>
+        <w:t>西交利物浦大学人工智能与先进计算学院</w:t>
+      </w:r>
+    </w:p>
+    <w:p>
+      <w:pPr>
+        <w:spacing w:after="0" w:line="240" w:lineRule="auto"/>
+        <w:rPr>
+          <w:rFonts w:ascii="仿宋" w:eastAsia="仿宋" w:hAnsi="仿宋" w:cstheme="majorHAnsi" w:hint="eastAsia"/>
+          <w:b/>
+          <w:bCs/>
+          <w:color w:val="000000" w:themeColor="text1"/>
+          <w:sz w:val="24"/>
+          <w:szCs w:val="24"/>
+        </w:rPr>
+      </w:pPr>
+      <w:r>
+        <w:rPr>
+          <w:rFonts w:ascii="仿宋" w:eastAsia="仿宋" w:hAnsi="仿宋" w:cstheme="majorHAnsi" w:hint="eastAsia"/>
+          <w:b/>
+          <w:bCs/>
+          <w:color w:val="000000" w:themeColor="text1"/>
+          <w:sz w:val="24"/>
+          <w:szCs w:val="24"/>
+        </w:rPr>
+        <w:t xml:space="preserve">王怡凯 理学硕士 </w:t>
+      </w:r>
+      <w:r>
+        <w:rPr>
+          <w:rFonts w:ascii="仿宋" w:eastAsia="仿宋" w:hAnsi="仿宋" w:cstheme="majorHAnsi"/>
+          <w:b/>
+          <w:bCs/>
+          <w:color w:val="000000" w:themeColor="text1"/>
+          <w:sz w:val="24"/>
+          <w:szCs w:val="24"/>
+        </w:rPr>
+        <w:t>西交利物浦大学人工智能与先进计算学院</w:t>
+      </w:r>
+    </w:p>
+    <w:p>
+      <w:pPr>
+        <w:spacing w:after="0" w:line="240" w:lineRule="auto"/>
+        <w:rPr>
+          <w:rFonts w:ascii="仿宋" w:eastAsia="仿宋" w:hAnsi="仿宋" w:cstheme="majorHAnsi" w:hint="eastAsia"/>
+          <w:b/>
+          <w:bCs/>
+          <w:color w:val="000000" w:themeColor="text1"/>
+          <w:sz w:val="24"/>
+          <w:szCs w:val="24"/>
+        </w:rPr>
+      </w:pPr>
+      <w:r>
+        <w:rPr>
+          <w:rFonts w:ascii="仿宋" w:eastAsia="仿宋" w:hAnsi="仿宋" w:cstheme="majorHAnsi" w:hint="eastAsia"/>
+          <w:b/>
+          <w:bCs/>
+          <w:color w:val="000000" w:themeColor="text1"/>
+          <w:sz w:val="24"/>
+          <w:szCs w:val="24"/>
+        </w:rPr>
+        <w:t xml:space="preserve">张瑞阳 理学硕士 </w:t>
+      </w:r>
+      <w:r>
+        <w:rPr>
+          <w:rFonts w:ascii="仿宋" w:eastAsia="仿宋" w:hAnsi="仿宋" w:cstheme="majorHAnsi"/>
+          <w:b/>
+          <w:bCs/>
+          <w:color w:val="000000" w:themeColor="text1"/>
+          <w:sz w:val="24"/>
+          <w:szCs w:val="24"/>
+        </w:rPr>
+        <w:t>西交利物浦大学人工智能与先进计算学院</w:t>
+      </w:r>
+    </w:p>
+    <w:p>
+      <w:pPr>
+        <w:spacing w:after="0" w:line="240" w:lineRule="auto"/>
+        <w:rPr>
+          <w:rFonts w:ascii="仿宋" w:eastAsia="仿宋" w:hAnsi="仿宋" w:cstheme="majorHAnsi" w:hint="eastAsia"/>
+          <w:b/>
+          <w:bCs/>
+          <w:color w:val="000000" w:themeColor="text1"/>
+          <w:sz w:val="24"/>
+          <w:szCs w:val="24"/>
+        </w:rPr>
+      </w:pPr>
+      <w:r>
+        <w:rPr>
+          <w:rFonts w:ascii="仿宋" w:eastAsia="仿宋" w:hAnsi="仿宋" w:cstheme="majorHAnsi" w:hint="eastAsia"/>
+          <w:b/>
+          <w:bCs/>
+          <w:color w:val="000000" w:themeColor="text1"/>
+          <w:sz w:val="24"/>
+          <w:szCs w:val="24"/>
+        </w:rPr>
+        <w:t xml:space="preserve">付世恒 理学硕士 </w:t>
+      </w:r>
+      <w:r>
+        <w:rPr>
+          <w:rFonts w:ascii="仿宋" w:eastAsia="仿宋" w:hAnsi="仿宋" w:cstheme="majorHAnsi"/>
+          <w:b/>
+          <w:bCs/>
+          <w:color w:val="000000" w:themeColor="text1"/>
+          <w:sz w:val="24"/>
+          <w:szCs w:val="24"/>
+        </w:rPr>
+        <w:t>西交利物浦大学人工智能与先进计算学院</w:t>
+      </w:r>
+    </w:p>
+    <w:p>
+      <w:pPr>
+        <w:spacing w:after="0" w:line="240" w:lineRule="auto"/>
         <w:rPr>
           <w:rFonts w:asciiTheme="majorHAnsi" w:hAnsiTheme="majorHAnsi" w:cstheme="majorHAnsi"/>
           <w:b/>
@@ -338,18 +847,41 @@
           <w:sz w:val="24"/>
           <w:szCs w:val="24"/>
         </w:rPr>
-        <w:t>:</w:t>
-      </w:r>
-      <w:r>
-        <w:rPr>
-          <w:rFonts w:asciiTheme="majorHAnsi" w:hAnsiTheme="majorHAnsi" w:cstheme="majorHAnsi" w:hint="eastAsia"/>
+      </w:pPr>
+    </w:p>
+    <w:p>
+      <w:pPr>
+        <w:spacing w:after="0" w:line="240" w:lineRule="auto"/>
+        <w:rPr>
+          <w:rFonts w:ascii="仿宋" w:eastAsia="仿宋" w:hAnsi="仿宋" w:cstheme="majorHAnsi" w:hint="eastAsia"/>
           <w:b/>
           <w:bCs/>
           <w:color w:val="000000" w:themeColor="text1"/>
           <w:sz w:val="24"/>
           <w:szCs w:val="24"/>
         </w:rPr>
-        <w:t xml:space="preserve"> </w:t>
+      </w:pPr>
+      <w:r>
+        <w:rPr>
+          <w:rFonts w:asciiTheme="majorHAnsi" w:hAnsiTheme="majorHAnsi" w:cstheme="majorHAnsi"/>
+          <w:b/>
+          <w:bCs/>
+          <w:color w:val="000000" w:themeColor="text1"/>
+          <w:sz w:val="24"/>
+          <w:szCs w:val="24"/>
+        </w:rPr>
+        <w:t xml:space="preserve">Supervisor: </w:t>
+      </w:r>
+      <w:r>
+        <w:rPr>
+          <w:rFonts w:ascii="仿宋" w:eastAsia="仿宋" w:hAnsi="仿宋" w:cstheme="majorHAnsi" w:hint="eastAsia"/>
+          <w:b/>
+          <w:bCs/>
+          <w:color w:val="000000" w:themeColor="text1"/>
+          <w:sz w:val="24"/>
+          <w:szCs w:val="24"/>
+        </w:rPr>
+        <w:t>Yue Li</w:t>
       </w:r>
       <w:r>
         <w:rPr>
@@ -360,8 +892,32 @@
           <w:sz w:val="24"/>
           <w:szCs w:val="24"/>
         </w:rPr>
-        <w:t>人工智能与先进计算学院</w:t>
-      </w:r>
+        <w:t xml:space="preserve">, </w:t>
+      </w:r>
+      <w:r>
+        <w:rPr>
+          <w:rFonts w:ascii="仿宋" w:eastAsia="仿宋" w:hAnsi="仿宋" w:cstheme="majorHAnsi"/>
+          <w:b/>
+          <w:bCs/>
+          <w:color w:val="000000" w:themeColor="text1"/>
+          <w:sz w:val="24"/>
+          <w:szCs w:val="24"/>
+        </w:rPr>
+        <w:t>Associate Professor Academy of Artificial Intelligence and Advanced Technology</w:t>
+      </w:r>
+    </w:p>
+    <w:p>
+      <w:pPr>
+        <w:spacing w:after="0" w:line="240" w:lineRule="auto"/>
+        <w:rPr>
+          <w:rFonts w:asciiTheme="majorHAnsi" w:hAnsiTheme="majorHAnsi" w:cstheme="majorHAnsi"/>
+          <w:b/>
+          <w:bCs/>
+          <w:color w:val="000000" w:themeColor="text1"/>
+          <w:sz w:val="24"/>
+          <w:szCs w:val="24"/>
+        </w:rPr>
+      </w:pPr>
       <w:r>
         <w:rPr>
           <w:rFonts w:ascii="仿宋" w:eastAsia="仿宋" w:hAnsi="仿宋" w:cstheme="majorHAnsi" w:hint="eastAsia"/>
@@ -371,23 +927,53 @@
           <w:sz w:val="24"/>
           <w:szCs w:val="24"/>
         </w:rPr>
-        <w:t>导师选择智能体</w:t>
-      </w:r>
-      <w:r>
-        <w:rPr>
-          <w:rFonts w:asciiTheme="majorHAnsi" w:eastAsia="宋体" w:hAnsiTheme="majorHAnsi" w:cstheme="majorHAnsi" w:hint="eastAsia"/>
+        <w:t>学生导师：</w:t>
+      </w:r>
+      <w:r>
+        <w:rPr>
+          <w:rFonts w:ascii="仿宋" w:eastAsia="仿宋" w:hAnsi="仿宋" w:cstheme="majorHAnsi" w:hint="eastAsia"/>
           <w:b/>
           <w:bCs/>
           <w:color w:val="000000" w:themeColor="text1"/>
           <w:sz w:val="24"/>
           <w:szCs w:val="24"/>
         </w:rPr>
-        <w:t>使用体验调查</w:t>
-      </w:r>
-    </w:p>
-    <w:p>
-      <w:pPr>
-        <w:spacing w:after="0" w:line="240" w:lineRule="auto"/>
+        <w:t>李月</w:t>
+      </w:r>
+      <w:r>
+        <w:rPr>
+          <w:rFonts w:ascii="仿宋" w:eastAsia="仿宋" w:hAnsi="仿宋" w:cstheme="majorHAnsi" w:hint="eastAsia"/>
+          <w:b/>
+          <w:bCs/>
+          <w:color w:val="000000" w:themeColor="text1"/>
+          <w:sz w:val="24"/>
+          <w:szCs w:val="24"/>
+        </w:rPr>
+        <w:t>、</w:t>
+      </w:r>
+      <w:r>
+        <w:rPr>
+          <w:rFonts w:ascii="仿宋" w:eastAsia="仿宋" w:hAnsi="仿宋" w:cstheme="majorHAnsi" w:hint="eastAsia"/>
+          <w:b/>
+          <w:bCs/>
+          <w:color w:val="000000" w:themeColor="text1"/>
+          <w:sz w:val="24"/>
+          <w:szCs w:val="24"/>
+        </w:rPr>
+        <w:t>副教授</w:t>
+      </w:r>
+      <w:r>
+        <w:rPr>
+          <w:rFonts w:ascii="仿宋" w:eastAsia="仿宋" w:hAnsi="仿宋" w:cstheme="majorHAnsi" w:hint="eastAsia"/>
+          <w:b/>
+          <w:bCs/>
+          <w:color w:val="000000" w:themeColor="text1"/>
+          <w:sz w:val="24"/>
+          <w:szCs w:val="24"/>
+        </w:rPr>
+        <w:t>、</w:t>
+      </w:r>
+      <w:r>
         <w:rPr>
           <w:rFonts w:ascii="仿宋" w:eastAsia="仿宋" w:hAnsi="仿宋" w:cstheme="majorHAnsi"/>
           <w:b/>
@@ -396,13 +982,14 @@
           <w:sz w:val="24"/>
           <w:szCs w:val="24"/>
         </w:rPr>
-      </w:pPr>
+        <w:t>西交利物浦大学人工智能与先进计算学院</w:t>
+      </w:r>
     </w:p>
     <w:p>
       <w:pPr>
         <w:spacing w:after="0" w:line="240" w:lineRule="auto"/>
         <w:rPr>
-          <w:rFonts w:asciiTheme="majorHAnsi" w:hAnsiTheme="majorHAnsi" w:cstheme="majorHAnsi" w:hint="eastAsia"/>
+          <w:rFonts w:asciiTheme="majorHAnsi" w:hAnsiTheme="majorHAnsi" w:cstheme="majorHAnsi"/>
           <w:b/>
           <w:bCs/>
           <w:color w:val="000000" w:themeColor="text1"/>
@@ -410,6 +997,584 @@
           <w:szCs w:val="24"/>
         </w:rPr>
       </w:pPr>
+    </w:p>
+    <w:p>
+      <w:pPr>
+        <w:spacing w:after="0"/>
+        <w:rPr>
+          <w:rFonts w:asciiTheme="majorHAnsi" w:hAnsiTheme="majorHAnsi" w:cstheme="majorHAnsi"/>
+          <w:color w:val="000000" w:themeColor="text1"/>
+          <w:sz w:val="24"/>
+          <w:szCs w:val="24"/>
+        </w:rPr>
+      </w:pPr>
+      <w:r>
+        <w:rPr>
+          <w:rFonts w:asciiTheme="majorHAnsi" w:hAnsiTheme="majorHAnsi" w:cstheme="majorHAnsi"/>
+          <w:b/>
+          <w:bCs/>
+          <w:color w:val="000000" w:themeColor="text1"/>
+          <w:sz w:val="24"/>
+          <w:szCs w:val="24"/>
+        </w:rPr>
+        <w:t xml:space="preserve">The Contact Details of </w:t>
+      </w:r>
+      <w:r>
+        <w:rPr>
+          <w:rFonts w:asciiTheme="majorHAnsi" w:hAnsiTheme="majorHAnsi" w:cstheme="majorHAnsi"/>
+          <w:b/>
+          <w:bCs/>
+          <w:color w:val="000000" w:themeColor="text1"/>
+          <w:sz w:val="24"/>
+          <w:szCs w:val="24"/>
+        </w:rPr>
+        <w:t>the Supervisor</w:t>
+      </w:r>
+      <w:r>
+        <w:rPr>
+          <w:rFonts w:asciiTheme="majorHAnsi" w:hAnsiTheme="majorHAnsi" w:cstheme="majorHAnsi"/>
+          <w:b/>
+          <w:bCs/>
+          <w:color w:val="000000" w:themeColor="text1"/>
+          <w:sz w:val="24"/>
+          <w:szCs w:val="24"/>
+        </w:rPr>
+        <w:t>:</w:t>
+      </w:r>
+      <w:r>
+        <w:rPr>
+          <w:rFonts w:asciiTheme="majorHAnsi" w:hAnsiTheme="majorHAnsi" w:cstheme="majorHAnsi"/>
+          <w:color w:val="000000" w:themeColor="text1"/>
+          <w:sz w:val="24"/>
+          <w:szCs w:val="24"/>
+        </w:rPr>
+        <w:br/>
+      </w:r>
+      <w:r>
+        <w:rPr>
+          <w:rFonts w:ascii="仿宋" w:eastAsia="仿宋" w:hAnsi="仿宋" w:cstheme="majorHAnsi"/>
+          <w:color w:val="000000" w:themeColor="text1"/>
+          <w:sz w:val="28"/>
+          <w:szCs w:val="24"/>
+        </w:rPr>
+        <w:t>SD457</w:t>
+      </w:r>
+      <w:r>
+        <w:rPr>
+          <w:rFonts w:asciiTheme="majorHAnsi" w:hAnsiTheme="majorHAnsi" w:cstheme="majorHAnsi"/>
+          <w:color w:val="000000" w:themeColor="text1"/>
+          <w:sz w:val="24"/>
+          <w:szCs w:val="24"/>
+        </w:rPr>
+        <w:br/>
+        <w:t>*Phone number</w:t>
+      </w:r>
+      <w:r>
+        <w:rPr>
+          <w:rFonts w:asciiTheme="majorHAnsi" w:hAnsiTheme="majorHAnsi" w:cstheme="majorHAnsi"/>
+          <w:color w:val="000000" w:themeColor="text1"/>
+          <w:sz w:val="24"/>
+          <w:szCs w:val="24"/>
+        </w:rPr>
+        <w:br/>
+      </w:r>
+      <w:r>
+        <w:rPr>
+          <w:rFonts w:ascii="仿宋" w:eastAsia="仿宋" w:hAnsi="仿宋" w:cs="微软雅黑"/>
+          <w:color w:val="000000" w:themeColor="text1"/>
+          <w:sz w:val="24"/>
+        </w:rPr>
+        <w:t>yue.li@xjtlu.edu.cn</w:t>
+      </w:r>
+    </w:p>
+    <w:p>
+      <w:pPr>
+        <w:spacing w:before="120" w:after="0"/>
+        <w:rPr>
+          <w:rFonts w:asciiTheme="majorHAnsi" w:hAnsiTheme="majorHAnsi" w:cstheme="majorHAnsi"/>
+          <w:color w:val="000000" w:themeColor="text1"/>
+          <w:sz w:val="24"/>
+          <w:szCs w:val="24"/>
+        </w:rPr>
+      </w:pPr>
+      <w:r>
+        <w:rPr>
+          <w:rFonts w:ascii="仿宋" w:eastAsia="仿宋" w:hAnsi="仿宋" w:cs="微软雅黑" w:hint="eastAsia"/>
+          <w:b/>
+          <w:bCs/>
+          <w:color w:val="000000" w:themeColor="text1"/>
+          <w:sz w:val="24"/>
+          <w:szCs w:val="24"/>
+        </w:rPr>
+        <w:t>学生导师</w:t>
+      </w:r>
+      <w:r>
+        <w:rPr>
+          <w:rFonts w:ascii="仿宋" w:eastAsia="仿宋" w:hAnsi="仿宋" w:cs="微软雅黑" w:hint="eastAsia"/>
+          <w:b/>
+          <w:bCs/>
+          <w:color w:val="000000" w:themeColor="text1"/>
+          <w:sz w:val="24"/>
+          <w:szCs w:val="24"/>
+        </w:rPr>
+        <w:t>联系方式</w:t>
+      </w:r>
+      <w:r>
+        <w:rPr>
+          <w:rFonts w:ascii="仿宋" w:eastAsia="仿宋" w:hAnsi="仿宋" w:cstheme="majorHAnsi"/>
+          <w:b/>
+          <w:bCs/>
+          <w:color w:val="000000" w:themeColor="text1"/>
+          <w:sz w:val="24"/>
+          <w:szCs w:val="24"/>
+        </w:rPr>
+        <w:t>:</w:t>
+      </w:r>
+      <w:r>
+        <w:rPr>
+          <w:rFonts w:ascii="仿宋" w:eastAsia="仿宋" w:hAnsi="仿宋" w:cstheme="majorHAnsi"/>
+          <w:color w:val="000000" w:themeColor="text1"/>
+          <w:sz w:val="24"/>
+          <w:szCs w:val="24"/>
+        </w:rPr>
+        <w:br/>
+      </w:r>
+      <w:r>
+        <w:rPr>
+          <w:rFonts w:ascii="仿宋" w:eastAsia="仿宋" w:hAnsi="仿宋" w:cstheme="majorHAnsi"/>
+          <w:color w:val="000000" w:themeColor="text1"/>
+          <w:sz w:val="28"/>
+          <w:szCs w:val="24"/>
+        </w:rPr>
+        <w:t>SD457</w:t>
+      </w:r>
+      <w:r>
+        <w:rPr>
+          <w:rFonts w:ascii="仿宋" w:eastAsia="仿宋" w:hAnsi="仿宋" w:cstheme="majorHAnsi"/>
+          <w:color w:val="000000" w:themeColor="text1"/>
+          <w:sz w:val="24"/>
+        </w:rPr>
+        <w:br/>
+        <w:t>*</w:t>
+      </w:r>
+      <w:r>
+        <w:rPr>
+          <w:rFonts w:ascii="仿宋" w:eastAsia="仿宋" w:hAnsi="仿宋" w:cs="微软雅黑" w:hint="eastAsia"/>
+          <w:color w:val="000000" w:themeColor="text1"/>
+          <w:sz w:val="24"/>
+        </w:rPr>
+        <w:t>联</w:t>
+      </w:r>
+      <w:r>
+        <w:rPr>
+          <w:rFonts w:ascii="仿宋" w:eastAsia="仿宋" w:hAnsi="仿宋" w:cs="Yu Gothic UI" w:hint="eastAsia"/>
+          <w:color w:val="000000" w:themeColor="text1"/>
+          <w:sz w:val="24"/>
+        </w:rPr>
+        <w:t>系</w:t>
+      </w:r>
+      <w:r>
+        <w:rPr>
+          <w:rFonts w:ascii="仿宋" w:eastAsia="仿宋" w:hAnsi="仿宋" w:cs="微软雅黑" w:hint="eastAsia"/>
+          <w:color w:val="000000" w:themeColor="text1"/>
+          <w:sz w:val="24"/>
+        </w:rPr>
+        <w:t>电话</w:t>
+      </w:r>
+      <w:r>
+        <w:rPr>
+          <w:rFonts w:ascii="仿宋" w:eastAsia="仿宋" w:hAnsi="仿宋" w:cstheme="majorHAnsi"/>
+          <w:color w:val="000000" w:themeColor="text1"/>
+          <w:sz w:val="24"/>
+        </w:rPr>
+        <w:br/>
+      </w:r>
+      <w:r>
+        <w:rPr>
+          <w:rFonts w:ascii="仿宋" w:eastAsia="仿宋" w:hAnsi="仿宋" w:cs="微软雅黑"/>
+          <w:color w:val="000000" w:themeColor="text1"/>
+          <w:sz w:val="24"/>
+        </w:rPr>
+        <w:t>yue.li@xjtlu.edu.cn</w:t>
+      </w:r>
+      <w:r>
+        <w:rPr>
+          <w:rFonts w:asciiTheme="majorHAnsi" w:hAnsiTheme="majorHAnsi" w:cstheme="majorHAnsi"/>
+          <w:color w:val="000000" w:themeColor="text1"/>
+          <w:sz w:val="24"/>
+          <w:szCs w:val="24"/>
+        </w:rPr>
+        <w:br/>
+      </w:r>
+      <w:r>
+        <w:rPr>
+          <w:rFonts w:asciiTheme="majorHAnsi" w:hAnsiTheme="majorHAnsi" w:cstheme="majorHAnsi"/>
+          <w:color w:val="000000" w:themeColor="text1"/>
+          <w:sz w:val="24"/>
+          <w:szCs w:val="24"/>
+        </w:rPr>
+        <w:br/>
+      </w:r>
+      <w:r>
+        <w:rPr>
+          <w:rFonts w:asciiTheme="majorHAnsi" w:hAnsiTheme="majorHAnsi" w:cstheme="majorHAnsi"/>
+          <w:b/>
+          <w:bCs/>
+          <w:color w:val="000000" w:themeColor="text1"/>
+          <w:sz w:val="24"/>
+          <w:szCs w:val="24"/>
+        </w:rPr>
+        <w:t>Participant Information Sheet:</w:t>
+      </w:r>
+      <w:r>
+        <w:rPr>
+          <w:rFonts w:asciiTheme="majorHAnsi" w:hAnsiTheme="majorHAnsi" w:cstheme="majorHAnsi"/>
+          <w:color w:val="000000" w:themeColor="text1"/>
+          <w:sz w:val="24"/>
+          <w:szCs w:val="24"/>
+        </w:rPr>
+        <w:br/>
+        <w:t xml:space="preserve">Before deciding whether or not to participate in this research project, you should read the </w:t>
+      </w:r>
+      <w:r>
+        <w:rPr>
+          <w:rFonts w:asciiTheme="majorHAnsi" w:hAnsiTheme="majorHAnsi" w:cstheme="majorHAnsi"/>
+          <w:color w:val="000000" w:themeColor="text1"/>
+          <w:sz w:val="24"/>
+          <w:szCs w:val="24"/>
+        </w:rPr>
+        <w:lastRenderedPageBreak/>
+        <w:t xml:space="preserve">participant information sheet carefully. </w:t>
+      </w:r>
+      <w:r>
+        <w:rPr>
+          <w:rFonts w:asciiTheme="majorHAnsi" w:hAnsiTheme="majorHAnsi" w:cstheme="majorHAnsi"/>
+          <w:color w:val="000000" w:themeColor="text1"/>
+          <w:sz w:val="24"/>
+          <w:szCs w:val="24"/>
+        </w:rPr>
+        <w:t>Please click this</w:t>
+      </w:r>
+      <w:hyperlink r:id="rId11" w:history="1">
+        <w:r>
+          <w:rPr>
+            <w:rStyle w:val="af2"/>
+            <w:rFonts w:asciiTheme="majorHAnsi" w:hAnsiTheme="majorHAnsi" w:cstheme="majorHAnsi"/>
+            <w:sz w:val="24"/>
+            <w:szCs w:val="24"/>
+          </w:rPr>
+          <w:t xml:space="preserve"> </w:t>
+        </w:r>
+        <w:r>
+          <w:rPr>
+            <w:rStyle w:val="af2"/>
+            <w:rFonts w:asciiTheme="majorHAnsi" w:hAnsiTheme="majorHAnsi" w:cstheme="majorHAnsi"/>
+            <w:b/>
+            <w:bCs/>
+            <w:sz w:val="24"/>
+            <w:szCs w:val="24"/>
+          </w:rPr>
+          <w:t>link</w:t>
+        </w:r>
+        <w:r>
+          <w:rPr>
+            <w:rStyle w:val="af2"/>
+            <w:rFonts w:asciiTheme="majorHAnsi" w:hAnsiTheme="majorHAnsi" w:cstheme="majorHAnsi"/>
+            <w:sz w:val="24"/>
+            <w:szCs w:val="24"/>
+          </w:rPr>
+          <w:t xml:space="preserve"> </w:t>
+        </w:r>
+      </w:hyperlink>
+      <w:r>
+        <w:rPr>
+          <w:rFonts w:asciiTheme="majorHAnsi" w:hAnsiTheme="majorHAnsi" w:cstheme="majorHAnsi"/>
+          <w:color w:val="000000" w:themeColor="text1"/>
+          <w:sz w:val="24"/>
+          <w:szCs w:val="24"/>
+        </w:rPr>
+        <w:t>to access it</w:t>
+      </w:r>
+      <w:r>
+        <w:rPr>
+          <w:rFonts w:asciiTheme="majorHAnsi" w:hAnsiTheme="majorHAnsi" w:cstheme="majorHAnsi"/>
+          <w:color w:val="000000" w:themeColor="text1"/>
+          <w:sz w:val="24"/>
+          <w:szCs w:val="24"/>
+        </w:rPr>
+        <w:t xml:space="preserve">. If you have any questions, please do not hesitate to contact the </w:t>
+      </w:r>
+      <w:r>
+        <w:rPr>
+          <w:rFonts w:asciiTheme="majorHAnsi" w:hAnsiTheme="majorHAnsi" w:cstheme="majorHAnsi"/>
+          <w:color w:val="000000" w:themeColor="text1"/>
+          <w:sz w:val="24"/>
+          <w:szCs w:val="24"/>
+        </w:rPr>
+        <w:t>Supervisor</w:t>
+      </w:r>
+      <w:r>
+        <w:rPr>
+          <w:rFonts w:asciiTheme="majorHAnsi" w:hAnsiTheme="majorHAnsi" w:cstheme="majorHAnsi"/>
+          <w:color w:val="000000" w:themeColor="text1"/>
+          <w:sz w:val="24"/>
+          <w:szCs w:val="24"/>
+        </w:rPr>
+        <w:t xml:space="preserve"> before agreeing to participate. </w:t>
+      </w:r>
+    </w:p>
+    <w:p>
+      <w:pPr>
+        <w:spacing w:before="120" w:after="0" w:line="240" w:lineRule="auto"/>
+        <w:rPr>
+          <w:rFonts w:ascii="仿宋" w:eastAsia="仿宋" w:hAnsi="仿宋" w:cstheme="majorHAnsi" w:hint="eastAsia"/>
+          <w:color w:val="000000" w:themeColor="text1"/>
+          <w:sz w:val="24"/>
+          <w:szCs w:val="24"/>
+        </w:rPr>
+      </w:pPr>
+      <w:r>
+        <w:rPr>
+          <w:rFonts w:ascii="仿宋" w:eastAsia="仿宋" w:hAnsi="仿宋" w:cstheme="majorHAnsi" w:hint="eastAsia"/>
+          <w:b/>
+          <w:bCs/>
+          <w:color w:val="000000" w:themeColor="text1"/>
+          <w:sz w:val="24"/>
+          <w:szCs w:val="24"/>
+        </w:rPr>
+        <w:t>参与者告知书</w:t>
+      </w:r>
+      <w:r>
+        <w:rPr>
+          <w:rFonts w:ascii="仿宋" w:eastAsia="仿宋" w:hAnsi="仿宋" w:cstheme="majorHAnsi"/>
+          <w:b/>
+          <w:bCs/>
+          <w:color w:val="000000" w:themeColor="text1"/>
+          <w:sz w:val="24"/>
+          <w:szCs w:val="24"/>
+        </w:rPr>
+        <w:t>:</w:t>
+      </w:r>
+    </w:p>
+    <w:p>
+      <w:pPr>
+        <w:spacing w:after="0" w:line="248" w:lineRule="auto"/>
+        <w:ind w:left="-5" w:hanging="10"/>
+        <w:rPr>
+          <w:rFonts w:ascii="仿宋" w:eastAsia="仿宋" w:hAnsi="仿宋" w:hint="eastAsia"/>
+          <w:color w:val="000000" w:themeColor="text1"/>
+          <w:sz w:val="24"/>
+        </w:rPr>
+      </w:pPr>
+      <w:r>
+        <w:rPr>
+          <w:rFonts w:ascii="仿宋" w:eastAsia="仿宋" w:hAnsi="仿宋"/>
+          <w:sz w:val="24"/>
+        </w:rPr>
+        <w:t>您在确定是否参与本研究</w:t>
+      </w:r>
+      <w:r>
+        <w:rPr>
+          <w:rFonts w:ascii="仿宋" w:eastAsia="仿宋" w:hAnsi="仿宋" w:cs="微软雅黑" w:hint="eastAsia"/>
+          <w:sz w:val="24"/>
+        </w:rPr>
+        <w:t>项</w:t>
+      </w:r>
+      <w:r>
+        <w:rPr>
+          <w:rFonts w:ascii="仿宋" w:eastAsia="仿宋" w:hAnsi="仿宋" w:cs="Yu Gothic UI" w:hint="eastAsia"/>
+          <w:sz w:val="24"/>
+        </w:rPr>
+        <w:t>目前，</w:t>
+      </w:r>
+      <w:r>
+        <w:rPr>
+          <w:rFonts w:ascii="仿宋" w:eastAsia="仿宋" w:hAnsi="仿宋" w:cs="微软雅黑" w:hint="eastAsia"/>
+          <w:sz w:val="24"/>
+        </w:rPr>
+        <w:t>务</w:t>
+      </w:r>
+      <w:r>
+        <w:rPr>
+          <w:rFonts w:ascii="仿宋" w:eastAsia="仿宋" w:hAnsi="仿宋" w:cs="Yu Gothic UI" w:hint="eastAsia"/>
+          <w:sz w:val="24"/>
+        </w:rPr>
+        <w:t>必</w:t>
+      </w:r>
+      <w:r>
+        <w:rPr>
+          <w:rFonts w:ascii="仿宋" w:eastAsia="仿宋" w:hAnsi="仿宋" w:cs="微软雅黑" w:hint="eastAsia"/>
+          <w:sz w:val="24"/>
+        </w:rPr>
+        <w:t>认</w:t>
+      </w:r>
+      <w:r>
+        <w:rPr>
+          <w:rFonts w:ascii="仿宋" w:eastAsia="仿宋" w:hAnsi="仿宋" w:cs="Yu Gothic UI" w:hint="eastAsia"/>
+          <w:sz w:val="24"/>
+        </w:rPr>
+        <w:t>真</w:t>
+      </w:r>
+      <w:r>
+        <w:rPr>
+          <w:rFonts w:ascii="仿宋" w:eastAsia="仿宋" w:hAnsi="仿宋" w:cs="微软雅黑" w:hint="eastAsia"/>
+          <w:sz w:val="24"/>
+        </w:rPr>
+        <w:t>阅读</w:t>
+      </w:r>
+      <w:r>
+        <w:rPr>
+          <w:rFonts w:ascii="仿宋" w:eastAsia="仿宋" w:hAnsi="仿宋" w:cs="微软雅黑" w:hint="eastAsia"/>
+          <w:sz w:val="24"/>
+        </w:rPr>
+        <w:t>《</w:t>
+      </w:r>
+      <w:r>
+        <w:rPr>
+          <w:rFonts w:ascii="仿宋" w:eastAsia="仿宋" w:hAnsi="仿宋"/>
+          <w:sz w:val="24"/>
+        </w:rPr>
+        <w:t>参与者告知</w:t>
+      </w:r>
+      <w:r>
+        <w:rPr>
+          <w:rFonts w:ascii="仿宋" w:eastAsia="仿宋" w:hAnsi="仿宋" w:cs="微软雅黑" w:hint="eastAsia"/>
+          <w:sz w:val="24"/>
+        </w:rPr>
+        <w:t>书</w:t>
+      </w:r>
+      <w:r>
+        <w:rPr>
+          <w:rFonts w:ascii="仿宋" w:eastAsia="仿宋" w:hAnsi="仿宋" w:cs="微软雅黑" w:hint="eastAsia"/>
+          <w:sz w:val="24"/>
+        </w:rPr>
+        <w:t>》</w:t>
+      </w:r>
+      <w:r>
+        <w:rPr>
+          <w:rFonts w:ascii="仿宋" w:eastAsia="仿宋" w:hAnsi="仿宋" w:cs="Yu Gothic UI" w:hint="eastAsia"/>
+          <w:sz w:val="24"/>
+        </w:rPr>
+        <w:t>文件，</w:t>
+      </w:r>
+      <w:r>
+        <w:rPr>
+          <w:rFonts w:ascii="仿宋" w:eastAsia="仿宋" w:hAnsi="仿宋" w:cs="微软雅黑" w:hint="eastAsia"/>
+          <w:sz w:val="24"/>
+        </w:rPr>
+        <w:t>请点击</w:t>
+      </w:r>
+      <w:hyperlink r:id="rId12" w:history="1">
+        <w:r>
+          <w:rPr>
+            <w:rStyle w:val="af2"/>
+            <w:rFonts w:ascii="仿宋" w:eastAsia="仿宋" w:hAnsi="仿宋" w:cs="微软雅黑"/>
+            <w:b/>
+            <w:sz w:val="24"/>
+          </w:rPr>
+          <w:t>链</w:t>
+        </w:r>
+        <w:r>
+          <w:rPr>
+            <w:rStyle w:val="af2"/>
+            <w:rFonts w:ascii="仿宋" w:eastAsia="仿宋" w:hAnsi="仿宋" w:cs="Yu Gothic UI"/>
+            <w:b/>
+            <w:sz w:val="24"/>
+          </w:rPr>
+          <w:t>接</w:t>
+        </w:r>
+      </w:hyperlink>
+      <w:r>
+        <w:rPr>
+          <w:rFonts w:ascii="仿宋" w:eastAsia="仿宋" w:hAnsi="仿宋" w:hint="eastAsia"/>
+          <w:sz w:val="24"/>
+        </w:rPr>
+        <w:t>查看。</w:t>
+      </w:r>
+      <w:r>
+        <w:rPr>
+          <w:rFonts w:ascii="仿宋" w:eastAsia="仿宋" w:hAnsi="仿宋" w:cs="Microsoft YaHei UI"/>
+          <w:color w:val="000000" w:themeColor="text1"/>
+          <w:sz w:val="24"/>
+        </w:rPr>
+        <w:t>如果您有任何疑问，请在同意参与之前随时联系</w:t>
+      </w:r>
+      <w:r>
+        <w:rPr>
+          <w:rFonts w:ascii="仿宋" w:eastAsia="仿宋" w:hAnsi="仿宋" w:cs="Microsoft YaHei UI" w:hint="eastAsia"/>
+          <w:color w:val="000000" w:themeColor="text1"/>
+          <w:sz w:val="24"/>
+        </w:rPr>
+        <w:t>学生导师</w:t>
+      </w:r>
+      <w:r>
+        <w:rPr>
+          <w:rFonts w:ascii="仿宋" w:eastAsia="仿宋" w:hAnsi="仿宋" w:cs="Microsoft YaHei UI"/>
+          <w:color w:val="000000" w:themeColor="text1"/>
+          <w:sz w:val="24"/>
+        </w:rPr>
+        <w:t xml:space="preserve">。 </w:t>
+      </w:r>
+    </w:p>
+    <w:p>
+      <w:pPr>
+        <w:spacing w:after="0" w:line="248" w:lineRule="auto"/>
+        <w:ind w:left="-5" w:hanging="10"/>
+        <w:rPr>
+          <w:rFonts w:ascii="仿宋" w:eastAsia="仿宋" w:hAnsi="仿宋" w:hint="eastAsia"/>
+          <w:color w:val="000000" w:themeColor="text1"/>
+          <w:sz w:val="24"/>
+        </w:rPr>
+      </w:pPr>
+      <w:r>
+        <w:rPr>
+          <w:rFonts w:asciiTheme="majorHAnsi" w:hAnsiTheme="majorHAnsi" w:cstheme="majorHAnsi"/>
+          <w:color w:val="000000" w:themeColor="text1"/>
+          <w:sz w:val="24"/>
+          <w:szCs w:val="24"/>
+        </w:rPr>
+        <w:br/>
+      </w:r>
+      <w:r>
+        <w:rPr>
+          <w:rFonts w:asciiTheme="majorHAnsi" w:hAnsiTheme="majorHAnsi" w:cstheme="majorHAnsi"/>
+          <w:color w:val="000000" w:themeColor="text1"/>
+          <w:sz w:val="24"/>
+          <w:szCs w:val="24"/>
+        </w:rPr>
+        <w:br/>
+      </w:r>
+      <w:r>
+        <w:rPr>
+          <w:rFonts w:asciiTheme="majorHAnsi" w:hAnsiTheme="majorHAnsi" w:cstheme="majorHAnsi"/>
+          <w:b/>
+          <w:bCs/>
+          <w:color w:val="000000" w:themeColor="text1"/>
+          <w:sz w:val="24"/>
+          <w:szCs w:val="24"/>
+        </w:rPr>
+        <w:t>Informed Consent Statements:</w:t>
+      </w:r>
+    </w:p>
+    <w:p>
+      <w:pPr>
+        <w:spacing w:after="4" w:line="251" w:lineRule="auto"/>
+        <w:ind w:left="-5" w:right="3510" w:hanging="10"/>
+        <w:rPr>
+          <w:rFonts w:ascii="仿宋" w:eastAsia="仿宋" w:hAnsi="仿宋" w:hint="eastAsia"/>
+          <w:color w:val="000000" w:themeColor="text1"/>
+          <w:sz w:val="24"/>
+        </w:rPr>
+      </w:pPr>
+      <w:r>
+        <w:rPr>
+          <w:rFonts w:ascii="仿宋" w:eastAsia="仿宋" w:hAnsi="仿宋" w:cs="Microsoft YaHei UI"/>
+          <w:b/>
+          <w:color w:val="000000" w:themeColor="text1"/>
+          <w:sz w:val="24"/>
+        </w:rPr>
+        <w:t xml:space="preserve">知情同意声明： </w:t>
+      </w:r>
     </w:p>
     <w:p>
       <w:pPr>
@@ -421,1214 +1586,6 @@
           <w:color w:val="000000" w:themeColor="text1"/>
           <w:sz w:val="24"/>
           <w:szCs w:val="24"/>
-        </w:rPr>
-      </w:pPr>
-      <w:r>
-        <w:rPr>
-          <w:rFonts w:asciiTheme="majorHAnsi" w:hAnsiTheme="majorHAnsi" w:cstheme="majorHAnsi"/>
-          <w:b/>
-          <w:bCs/>
-          <w:color w:val="000000" w:themeColor="text1"/>
-          <w:sz w:val="24"/>
-          <w:szCs w:val="24"/>
-        </w:rPr>
-        <w:t xml:space="preserve">Name of </w:t>
-      </w:r>
-      <w:r>
-        <w:rPr>
-          <w:rFonts w:asciiTheme="majorHAnsi" w:hAnsiTheme="majorHAnsi" w:cstheme="majorHAnsi"/>
-          <w:b/>
-          <w:bCs/>
-          <w:color w:val="000000" w:themeColor="text1"/>
-          <w:sz w:val="24"/>
-          <w:szCs w:val="24"/>
-        </w:rPr>
-        <w:t>S</w:t>
-      </w:r>
-      <w:r>
-        <w:rPr>
-          <w:rFonts w:asciiTheme="majorHAnsi" w:hAnsiTheme="majorHAnsi" w:cstheme="majorHAnsi"/>
-          <w:b/>
-          <w:bCs/>
-          <w:color w:val="000000" w:themeColor="text1"/>
-          <w:sz w:val="24"/>
-          <w:szCs w:val="24"/>
-        </w:rPr>
-        <w:t xml:space="preserve">tudent </w:t>
-      </w:r>
-      <w:r>
-        <w:rPr>
-          <w:rFonts w:asciiTheme="majorHAnsi" w:hAnsiTheme="majorHAnsi" w:cstheme="majorHAnsi"/>
-          <w:b/>
-          <w:bCs/>
-          <w:color w:val="000000" w:themeColor="text1"/>
-          <w:sz w:val="24"/>
-          <w:szCs w:val="24"/>
-        </w:rPr>
-        <w:t>R</w:t>
-      </w:r>
-      <w:r>
-        <w:rPr>
-          <w:rFonts w:asciiTheme="majorHAnsi" w:hAnsiTheme="majorHAnsi" w:cstheme="majorHAnsi"/>
-          <w:b/>
-          <w:bCs/>
-          <w:color w:val="000000" w:themeColor="text1"/>
-          <w:sz w:val="24"/>
-          <w:szCs w:val="24"/>
-        </w:rPr>
-        <w:t xml:space="preserve">esearcher: </w:t>
-      </w:r>
-    </w:p>
-    <w:p>
-      <w:pPr>
-        <w:spacing w:after="0" w:line="240" w:lineRule="auto"/>
-        <w:rPr>
-          <w:rFonts w:ascii="仿宋" w:eastAsia="仿宋" w:hAnsi="仿宋" w:cstheme="majorHAnsi" w:hint="eastAsia"/>
-          <w:b/>
-          <w:bCs/>
-          <w:color w:val="000000" w:themeColor="text1"/>
-          <w:sz w:val="24"/>
-          <w:szCs w:val="24"/>
-        </w:rPr>
-      </w:pPr>
-      <w:proofErr w:type="spellStart"/>
-      <w:r>
-        <w:rPr>
-          <w:rFonts w:ascii="仿宋" w:eastAsia="仿宋" w:hAnsi="仿宋" w:cstheme="majorHAnsi" w:hint="eastAsia"/>
-          <w:b/>
-          <w:bCs/>
-          <w:color w:val="000000" w:themeColor="text1"/>
-          <w:sz w:val="24"/>
-          <w:szCs w:val="24"/>
-        </w:rPr>
-        <w:t>Zhengjie</w:t>
-      </w:r>
-      <w:proofErr w:type="spellEnd"/>
-      <w:r>
-        <w:rPr>
-          <w:rFonts w:ascii="仿宋" w:eastAsia="仿宋" w:hAnsi="仿宋" w:cstheme="majorHAnsi" w:hint="eastAsia"/>
-          <w:b/>
-          <w:bCs/>
-          <w:color w:val="000000" w:themeColor="text1"/>
-          <w:sz w:val="24"/>
-          <w:szCs w:val="24"/>
-        </w:rPr>
-        <w:t xml:space="preserve"> Cao MSc </w:t>
-      </w:r>
-      <w:r>
-        <w:rPr>
-          <w:rFonts w:ascii="仿宋" w:eastAsia="仿宋" w:hAnsi="仿宋" w:cstheme="majorHAnsi"/>
-          <w:b/>
-          <w:bCs/>
-          <w:color w:val="000000" w:themeColor="text1"/>
-          <w:sz w:val="24"/>
-          <w:szCs w:val="24"/>
-        </w:rPr>
-        <w:t>Academy of Artificial Intelligence and Advanced Technology</w:t>
-      </w:r>
-      <w:r>
-        <w:rPr>
-          <w:rFonts w:ascii="仿宋" w:eastAsia="仿宋" w:hAnsi="仿宋" w:cstheme="majorHAnsi"/>
-          <w:b/>
-          <w:bCs/>
-          <w:color w:val="000000" w:themeColor="text1"/>
-          <w:sz w:val="24"/>
-          <w:szCs w:val="24"/>
-        </w:rPr>
-        <w:t>,</w:t>
-      </w:r>
-    </w:p>
-    <w:p>
-      <w:pPr>
-        <w:spacing w:after="0" w:line="240" w:lineRule="auto"/>
-        <w:rPr>
-          <w:rFonts w:ascii="仿宋" w:eastAsia="仿宋" w:hAnsi="仿宋" w:cstheme="majorHAnsi" w:hint="eastAsia"/>
-          <w:b/>
-          <w:bCs/>
-          <w:color w:val="000000" w:themeColor="text1"/>
-          <w:sz w:val="24"/>
-          <w:szCs w:val="24"/>
-        </w:rPr>
-      </w:pPr>
-      <w:proofErr w:type="spellStart"/>
-      <w:r>
-        <w:rPr>
-          <w:rFonts w:ascii="仿宋" w:eastAsia="仿宋" w:hAnsi="仿宋" w:cstheme="majorHAnsi" w:hint="eastAsia"/>
-          <w:b/>
-          <w:bCs/>
-          <w:color w:val="000000" w:themeColor="text1"/>
-          <w:sz w:val="24"/>
-          <w:szCs w:val="24"/>
-        </w:rPr>
-        <w:t>Yikai</w:t>
-      </w:r>
-      <w:proofErr w:type="spellEnd"/>
-      <w:r>
-        <w:rPr>
-          <w:rFonts w:ascii="仿宋" w:eastAsia="仿宋" w:hAnsi="仿宋" w:cstheme="majorHAnsi" w:hint="eastAsia"/>
-          <w:b/>
-          <w:bCs/>
-          <w:color w:val="000000" w:themeColor="text1"/>
-          <w:sz w:val="24"/>
-          <w:szCs w:val="24"/>
-        </w:rPr>
-        <w:t xml:space="preserve"> Wang MSc </w:t>
-      </w:r>
-      <w:r>
-        <w:rPr>
-          <w:rFonts w:ascii="仿宋" w:eastAsia="仿宋" w:hAnsi="仿宋" w:cstheme="majorHAnsi"/>
-          <w:b/>
-          <w:bCs/>
-          <w:color w:val="000000" w:themeColor="text1"/>
-          <w:sz w:val="24"/>
-          <w:szCs w:val="24"/>
-        </w:rPr>
-        <w:t>Academy of Artificial Intelligence and Advanced Technology</w:t>
-      </w:r>
-      <w:r>
-        <w:rPr>
-          <w:rFonts w:ascii="仿宋" w:eastAsia="仿宋" w:hAnsi="仿宋" w:cstheme="majorHAnsi" w:hint="eastAsia"/>
-          <w:b/>
-          <w:bCs/>
-          <w:color w:val="000000" w:themeColor="text1"/>
-          <w:sz w:val="24"/>
-          <w:szCs w:val="24"/>
-        </w:rPr>
-        <w:t>,</w:t>
-      </w:r>
-    </w:p>
-    <w:p>
-      <w:pPr>
-        <w:spacing w:after="0" w:line="240" w:lineRule="auto"/>
-        <w:rPr>
-          <w:rFonts w:ascii="仿宋" w:eastAsia="仿宋" w:hAnsi="仿宋" w:cstheme="majorHAnsi" w:hint="eastAsia"/>
-          <w:b/>
-          <w:bCs/>
-          <w:color w:val="000000" w:themeColor="text1"/>
-          <w:sz w:val="24"/>
-          <w:szCs w:val="24"/>
-        </w:rPr>
-      </w:pPr>
-      <w:r>
-        <w:rPr>
-          <w:rFonts w:ascii="仿宋" w:eastAsia="仿宋" w:hAnsi="仿宋" w:cstheme="majorHAnsi" w:hint="eastAsia"/>
-          <w:b/>
-          <w:bCs/>
-          <w:color w:val="000000" w:themeColor="text1"/>
-          <w:sz w:val="24"/>
-          <w:szCs w:val="24"/>
-        </w:rPr>
-        <w:t xml:space="preserve">Ruiyang Zhang MSc </w:t>
-      </w:r>
-      <w:r>
-        <w:rPr>
-          <w:rFonts w:ascii="仿宋" w:eastAsia="仿宋" w:hAnsi="仿宋" w:cstheme="majorHAnsi"/>
-          <w:b/>
-          <w:bCs/>
-          <w:color w:val="000000" w:themeColor="text1"/>
-          <w:sz w:val="24"/>
-          <w:szCs w:val="24"/>
-        </w:rPr>
-        <w:t>Academy of Artificial Intelligence and Advanced Technology</w:t>
-      </w:r>
-      <w:r>
-        <w:rPr>
-          <w:rFonts w:ascii="仿宋" w:eastAsia="仿宋" w:hAnsi="仿宋" w:cstheme="majorHAnsi" w:hint="eastAsia"/>
-          <w:b/>
-          <w:bCs/>
-          <w:color w:val="000000" w:themeColor="text1"/>
-          <w:sz w:val="24"/>
-          <w:szCs w:val="24"/>
-        </w:rPr>
-        <w:t>,</w:t>
-      </w:r>
-    </w:p>
-    <w:p>
-      <w:pPr>
-        <w:spacing w:after="0" w:line="240" w:lineRule="auto"/>
-        <w:rPr>
-          <w:rFonts w:ascii="仿宋" w:eastAsia="仿宋" w:hAnsi="仿宋" w:cstheme="majorHAnsi" w:hint="eastAsia"/>
-          <w:b/>
-          <w:bCs/>
-          <w:color w:val="000000" w:themeColor="text1"/>
-          <w:sz w:val="24"/>
-          <w:szCs w:val="24"/>
-        </w:rPr>
-      </w:pPr>
-      <w:proofErr w:type="spellStart"/>
-      <w:r>
-        <w:rPr>
-          <w:rFonts w:ascii="仿宋" w:eastAsia="仿宋" w:hAnsi="仿宋" w:cstheme="majorHAnsi" w:hint="eastAsia"/>
-          <w:b/>
-          <w:bCs/>
-          <w:color w:val="000000" w:themeColor="text1"/>
-          <w:sz w:val="24"/>
-          <w:szCs w:val="24"/>
-        </w:rPr>
-        <w:t>Shiheng</w:t>
-      </w:r>
-      <w:proofErr w:type="spellEnd"/>
-      <w:r>
-        <w:rPr>
-          <w:rFonts w:ascii="仿宋" w:eastAsia="仿宋" w:hAnsi="仿宋" w:cstheme="majorHAnsi" w:hint="eastAsia"/>
-          <w:b/>
-          <w:bCs/>
-          <w:color w:val="000000" w:themeColor="text1"/>
-          <w:sz w:val="24"/>
-          <w:szCs w:val="24"/>
-        </w:rPr>
-        <w:t xml:space="preserve"> Fu MSc </w:t>
-      </w:r>
-      <w:r>
-        <w:rPr>
-          <w:rFonts w:ascii="仿宋" w:eastAsia="仿宋" w:hAnsi="仿宋" w:cstheme="majorHAnsi"/>
-          <w:b/>
-          <w:bCs/>
-          <w:color w:val="000000" w:themeColor="text1"/>
-          <w:sz w:val="24"/>
-          <w:szCs w:val="24"/>
-        </w:rPr>
-        <w:t>Academy of Artificial Intelligence and Advanced Technology</w:t>
-      </w:r>
-    </w:p>
-    <w:p>
-      <w:pPr>
-        <w:spacing w:after="0" w:line="240" w:lineRule="auto"/>
-        <w:rPr>
-          <w:rFonts w:ascii="仿宋" w:eastAsia="仿宋" w:hAnsi="仿宋" w:cstheme="majorHAnsi" w:hint="eastAsia"/>
-          <w:b/>
-          <w:bCs/>
-          <w:color w:val="000000" w:themeColor="text1"/>
-          <w:sz w:val="24"/>
-          <w:szCs w:val="24"/>
-        </w:rPr>
-      </w:pPr>
-      <w:r>
-        <w:rPr>
-          <w:rFonts w:ascii="仿宋" w:eastAsia="仿宋" w:hAnsi="仿宋" w:cstheme="majorHAnsi"/>
-          <w:b/>
-          <w:bCs/>
-          <w:color w:val="000000" w:themeColor="text1"/>
-          <w:sz w:val="24"/>
-          <w:szCs w:val="24"/>
-        </w:rPr>
-        <w:t>学生研究者</w:t>
-      </w:r>
-      <w:r>
-        <w:rPr>
-          <w:rFonts w:ascii="仿宋" w:eastAsia="仿宋" w:hAnsi="仿宋" w:cstheme="majorHAnsi"/>
-          <w:b/>
-          <w:bCs/>
-          <w:color w:val="000000" w:themeColor="text1"/>
-          <w:sz w:val="24"/>
-          <w:szCs w:val="24"/>
-        </w:rPr>
-        <w:t>：</w:t>
-      </w:r>
-    </w:p>
-    <w:p>
-      <w:pPr>
-        <w:spacing w:after="0" w:line="240" w:lineRule="auto"/>
-        <w:rPr>
-          <w:rFonts w:ascii="仿宋" w:eastAsia="仿宋" w:hAnsi="仿宋" w:cstheme="majorHAnsi" w:hint="eastAsia"/>
-          <w:b/>
-          <w:bCs/>
-          <w:color w:val="000000" w:themeColor="text1"/>
-          <w:sz w:val="24"/>
-          <w:szCs w:val="24"/>
-        </w:rPr>
-      </w:pPr>
-      <w:r>
-        <w:rPr>
-          <w:rFonts w:ascii="仿宋" w:eastAsia="仿宋" w:hAnsi="仿宋" w:cstheme="majorHAnsi" w:hint="eastAsia"/>
-          <w:b/>
-          <w:bCs/>
-          <w:color w:val="000000" w:themeColor="text1"/>
-          <w:sz w:val="24"/>
-          <w:szCs w:val="24"/>
-        </w:rPr>
-        <w:t xml:space="preserve">曹正杰 理学硕士 </w:t>
-      </w:r>
-      <w:r>
-        <w:rPr>
-          <w:rFonts w:ascii="仿宋" w:eastAsia="仿宋" w:hAnsi="仿宋" w:cstheme="majorHAnsi"/>
-          <w:b/>
-          <w:bCs/>
-          <w:color w:val="000000" w:themeColor="text1"/>
-          <w:sz w:val="24"/>
-          <w:szCs w:val="24"/>
-        </w:rPr>
-        <w:t>西交利物浦大学人工智能与先进计算学院</w:t>
-      </w:r>
-    </w:p>
-    <w:p>
-      <w:pPr>
-        <w:spacing w:after="0" w:line="240" w:lineRule="auto"/>
-        <w:rPr>
-          <w:rFonts w:ascii="仿宋" w:eastAsia="仿宋" w:hAnsi="仿宋" w:cstheme="majorHAnsi" w:hint="eastAsia"/>
-          <w:b/>
-          <w:bCs/>
-          <w:color w:val="000000" w:themeColor="text1"/>
-          <w:sz w:val="24"/>
-          <w:szCs w:val="24"/>
-        </w:rPr>
-      </w:pPr>
-      <w:r>
-        <w:rPr>
-          <w:rFonts w:ascii="仿宋" w:eastAsia="仿宋" w:hAnsi="仿宋" w:cstheme="majorHAnsi" w:hint="eastAsia"/>
-          <w:b/>
-          <w:bCs/>
-          <w:color w:val="000000" w:themeColor="text1"/>
-          <w:sz w:val="24"/>
-          <w:szCs w:val="24"/>
-        </w:rPr>
-        <w:t xml:space="preserve">王怡凯 理学硕士 </w:t>
-      </w:r>
-      <w:r>
-        <w:rPr>
-          <w:rFonts w:ascii="仿宋" w:eastAsia="仿宋" w:hAnsi="仿宋" w:cstheme="majorHAnsi"/>
-          <w:b/>
-          <w:bCs/>
-          <w:color w:val="000000" w:themeColor="text1"/>
-          <w:sz w:val="24"/>
-          <w:szCs w:val="24"/>
-        </w:rPr>
-        <w:t>西交利物浦大学人工智能与先进计算学院</w:t>
-      </w:r>
-    </w:p>
-    <w:p>
-      <w:pPr>
-        <w:spacing w:after="0" w:line="240" w:lineRule="auto"/>
-        <w:rPr>
-          <w:rFonts w:ascii="仿宋" w:eastAsia="仿宋" w:hAnsi="仿宋" w:cstheme="majorHAnsi" w:hint="eastAsia"/>
-          <w:b/>
-          <w:bCs/>
-          <w:color w:val="000000" w:themeColor="text1"/>
-          <w:sz w:val="24"/>
-          <w:szCs w:val="24"/>
-        </w:rPr>
-      </w:pPr>
-      <w:r>
-        <w:rPr>
-          <w:rFonts w:ascii="仿宋" w:eastAsia="仿宋" w:hAnsi="仿宋" w:cstheme="majorHAnsi" w:hint="eastAsia"/>
-          <w:b/>
-          <w:bCs/>
-          <w:color w:val="000000" w:themeColor="text1"/>
-          <w:sz w:val="24"/>
-          <w:szCs w:val="24"/>
-        </w:rPr>
-        <w:t xml:space="preserve">张瑞阳 理学硕士 </w:t>
-      </w:r>
-      <w:r>
-        <w:rPr>
-          <w:rFonts w:ascii="仿宋" w:eastAsia="仿宋" w:hAnsi="仿宋" w:cstheme="majorHAnsi"/>
-          <w:b/>
-          <w:bCs/>
-          <w:color w:val="000000" w:themeColor="text1"/>
-          <w:sz w:val="24"/>
-          <w:szCs w:val="24"/>
-        </w:rPr>
-        <w:t>西交利物浦大学人工智能与先进计算学院</w:t>
-      </w:r>
-    </w:p>
-    <w:p>
-      <w:pPr>
-        <w:spacing w:after="0" w:line="240" w:lineRule="auto"/>
-        <w:rPr>
-          <w:rFonts w:ascii="仿宋" w:eastAsia="仿宋" w:hAnsi="仿宋" w:cstheme="majorHAnsi" w:hint="eastAsia"/>
-          <w:b/>
-          <w:bCs/>
-          <w:color w:val="000000" w:themeColor="text1"/>
-          <w:sz w:val="24"/>
-          <w:szCs w:val="24"/>
-        </w:rPr>
-      </w:pPr>
-      <w:r>
-        <w:rPr>
-          <w:rFonts w:ascii="仿宋" w:eastAsia="仿宋" w:hAnsi="仿宋" w:cstheme="majorHAnsi" w:hint="eastAsia"/>
-          <w:b/>
-          <w:bCs/>
-          <w:color w:val="000000" w:themeColor="text1"/>
-          <w:sz w:val="24"/>
-          <w:szCs w:val="24"/>
-        </w:rPr>
-        <w:t xml:space="preserve">付世恒 理学硕士 </w:t>
-      </w:r>
-      <w:r>
-        <w:rPr>
-          <w:rFonts w:ascii="仿宋" w:eastAsia="仿宋" w:hAnsi="仿宋" w:cstheme="majorHAnsi"/>
-          <w:b/>
-          <w:bCs/>
-          <w:color w:val="000000" w:themeColor="text1"/>
-          <w:sz w:val="24"/>
-          <w:szCs w:val="24"/>
-        </w:rPr>
-        <w:t>西交利物浦大学人工智能与先进计算学院</w:t>
-      </w:r>
-    </w:p>
-    <w:p>
-      <w:pPr>
-        <w:spacing w:after="0" w:line="240" w:lineRule="auto"/>
-        <w:rPr>
-          <w:rFonts w:asciiTheme="majorHAnsi" w:hAnsiTheme="majorHAnsi" w:cstheme="majorHAnsi"/>
-          <w:b/>
-          <w:bCs/>
-          <w:color w:val="000000" w:themeColor="text1"/>
-          <w:sz w:val="24"/>
-          <w:szCs w:val="24"/>
-        </w:rPr>
-      </w:pPr>
-    </w:p>
-    <w:p>
-      <w:pPr>
-        <w:spacing w:after="0" w:line="240" w:lineRule="auto"/>
-        <w:rPr>
-          <w:rFonts w:ascii="仿宋" w:eastAsia="仿宋" w:hAnsi="仿宋" w:cstheme="majorHAnsi" w:hint="eastAsia"/>
-          <w:b/>
-          <w:bCs/>
-          <w:color w:val="000000" w:themeColor="text1"/>
-          <w:sz w:val="24"/>
-          <w:szCs w:val="24"/>
-        </w:rPr>
-      </w:pPr>
-      <w:r>
-        <w:rPr>
-          <w:rFonts w:asciiTheme="majorHAnsi" w:hAnsiTheme="majorHAnsi" w:cstheme="majorHAnsi"/>
-          <w:b/>
-          <w:bCs/>
-          <w:color w:val="000000" w:themeColor="text1"/>
-          <w:sz w:val="24"/>
-          <w:szCs w:val="24"/>
-        </w:rPr>
-        <w:t xml:space="preserve">Supervisor: </w:t>
-      </w:r>
-      <w:r>
-        <w:rPr>
-          <w:rFonts w:ascii="仿宋" w:eastAsia="仿宋" w:hAnsi="仿宋" w:cstheme="majorHAnsi" w:hint="eastAsia"/>
-          <w:b/>
-          <w:bCs/>
-          <w:color w:val="000000" w:themeColor="text1"/>
-          <w:sz w:val="24"/>
-          <w:szCs w:val="24"/>
-        </w:rPr>
-        <w:t>Yue Li</w:t>
-      </w:r>
-      <w:r>
-        <w:rPr>
-          <w:rFonts w:ascii="仿宋" w:eastAsia="仿宋" w:hAnsi="仿宋" w:cstheme="majorHAnsi"/>
-          <w:b/>
-          <w:bCs/>
-          <w:color w:val="000000" w:themeColor="text1"/>
-          <w:sz w:val="24"/>
-          <w:szCs w:val="24"/>
-        </w:rPr>
-        <w:t xml:space="preserve">, </w:t>
-      </w:r>
-      <w:r>
-        <w:rPr>
-          <w:rFonts w:ascii="仿宋" w:eastAsia="仿宋" w:hAnsi="仿宋" w:cstheme="majorHAnsi"/>
-          <w:b/>
-          <w:bCs/>
-          <w:color w:val="000000" w:themeColor="text1"/>
-          <w:sz w:val="24"/>
-          <w:szCs w:val="24"/>
-        </w:rPr>
-        <w:t>Associate Professor Academy of Artificial Intelligence and Advanced Technology</w:t>
-      </w:r>
-    </w:p>
-    <w:p>
-      <w:pPr>
-        <w:spacing w:after="0" w:line="240" w:lineRule="auto"/>
-        <w:rPr>
-          <w:rFonts w:asciiTheme="majorHAnsi" w:hAnsiTheme="majorHAnsi" w:cstheme="majorHAnsi"/>
-          <w:b/>
-          <w:bCs/>
-          <w:color w:val="000000" w:themeColor="text1"/>
-          <w:sz w:val="24"/>
-          <w:szCs w:val="24"/>
-        </w:rPr>
-      </w:pPr>
-      <w:r>
-        <w:rPr>
-          <w:rFonts w:ascii="仿宋" w:eastAsia="仿宋" w:hAnsi="仿宋" w:cstheme="majorHAnsi" w:hint="eastAsia"/>
-          <w:b/>
-          <w:bCs/>
-          <w:color w:val="000000" w:themeColor="text1"/>
-          <w:sz w:val="24"/>
-          <w:szCs w:val="24"/>
-        </w:rPr>
-        <w:t>学生导师：</w:t>
-      </w:r>
-      <w:r>
-        <w:rPr>
-          <w:rFonts w:ascii="仿宋" w:eastAsia="仿宋" w:hAnsi="仿宋" w:cstheme="majorHAnsi" w:hint="eastAsia"/>
-          <w:b/>
-          <w:bCs/>
-          <w:color w:val="000000" w:themeColor="text1"/>
-          <w:sz w:val="24"/>
-          <w:szCs w:val="24"/>
-        </w:rPr>
-        <w:t>李月</w:t>
-      </w:r>
-      <w:r>
-        <w:rPr>
-          <w:rFonts w:ascii="仿宋" w:eastAsia="仿宋" w:hAnsi="仿宋" w:cstheme="majorHAnsi" w:hint="eastAsia"/>
-          <w:b/>
-          <w:bCs/>
-          <w:color w:val="000000" w:themeColor="text1"/>
-          <w:sz w:val="24"/>
-          <w:szCs w:val="24"/>
-        </w:rPr>
-        <w:t>、</w:t>
-      </w:r>
-      <w:r>
-        <w:rPr>
-          <w:rFonts w:ascii="仿宋" w:eastAsia="仿宋" w:hAnsi="仿宋" w:cstheme="majorHAnsi" w:hint="eastAsia"/>
-          <w:b/>
-          <w:bCs/>
-          <w:color w:val="000000" w:themeColor="text1"/>
-          <w:sz w:val="24"/>
-          <w:szCs w:val="24"/>
-        </w:rPr>
-        <w:t>副教授</w:t>
-      </w:r>
-      <w:r>
-        <w:rPr>
-          <w:rFonts w:ascii="仿宋" w:eastAsia="仿宋" w:hAnsi="仿宋" w:cstheme="majorHAnsi" w:hint="eastAsia"/>
-          <w:b/>
-          <w:bCs/>
-          <w:color w:val="000000" w:themeColor="text1"/>
-          <w:sz w:val="24"/>
-          <w:szCs w:val="24"/>
-        </w:rPr>
-        <w:t>、</w:t>
-      </w:r>
-      <w:r>
-        <w:rPr>
-          <w:rFonts w:ascii="仿宋" w:eastAsia="仿宋" w:hAnsi="仿宋" w:cstheme="majorHAnsi"/>
-          <w:b/>
-          <w:bCs/>
-          <w:color w:val="000000" w:themeColor="text1"/>
-          <w:sz w:val="24"/>
-          <w:szCs w:val="24"/>
-        </w:rPr>
-        <w:t>西交利物浦大学人工智能与先进计算学院</w:t>
-      </w:r>
-    </w:p>
-    <w:p>
-      <w:pPr>
-        <w:spacing w:after="0" w:line="240" w:lineRule="auto"/>
-        <w:rPr>
-          <w:rFonts w:asciiTheme="majorHAnsi" w:hAnsiTheme="majorHAnsi" w:cstheme="majorHAnsi"/>
-          <w:b/>
-          <w:bCs/>
-          <w:color w:val="000000" w:themeColor="text1"/>
-          <w:sz w:val="24"/>
-          <w:szCs w:val="24"/>
-        </w:rPr>
-      </w:pPr>
-    </w:p>
-    <w:p>
-      <w:pPr>
-        <w:spacing w:after="0"/>
-        <w:rPr>
-          <w:rFonts w:asciiTheme="majorHAnsi" w:hAnsiTheme="majorHAnsi" w:cstheme="majorHAnsi"/>
-          <w:color w:val="000000" w:themeColor="text1"/>
-          <w:sz w:val="24"/>
-          <w:szCs w:val="24"/>
-        </w:rPr>
-      </w:pPr>
-      <w:r>
-        <w:rPr>
-          <w:rFonts w:asciiTheme="majorHAnsi" w:hAnsiTheme="majorHAnsi" w:cstheme="majorHAnsi"/>
-          <w:b/>
-          <w:bCs/>
-          <w:color w:val="000000" w:themeColor="text1"/>
-          <w:sz w:val="24"/>
-          <w:szCs w:val="24"/>
-        </w:rPr>
-        <w:t xml:space="preserve">The Contact Details of </w:t>
-      </w:r>
-      <w:r>
-        <w:rPr>
-          <w:rFonts w:asciiTheme="majorHAnsi" w:hAnsiTheme="majorHAnsi" w:cstheme="majorHAnsi"/>
-          <w:b/>
-          <w:bCs/>
-          <w:color w:val="000000" w:themeColor="text1"/>
-          <w:sz w:val="24"/>
-          <w:szCs w:val="24"/>
-        </w:rPr>
-        <w:t>the Supervisor</w:t>
-      </w:r>
-      <w:r>
-        <w:rPr>
-          <w:rFonts w:asciiTheme="majorHAnsi" w:hAnsiTheme="majorHAnsi" w:cstheme="majorHAnsi"/>
-          <w:b/>
-          <w:bCs/>
-          <w:color w:val="000000" w:themeColor="text1"/>
-          <w:sz w:val="24"/>
-          <w:szCs w:val="24"/>
-        </w:rPr>
-        <w:t>:</w:t>
-      </w:r>
-      <w:r>
-        <w:rPr>
-          <w:rFonts w:asciiTheme="majorHAnsi" w:hAnsiTheme="majorHAnsi" w:cstheme="majorHAnsi"/>
-          <w:color w:val="000000" w:themeColor="text1"/>
-          <w:sz w:val="24"/>
-          <w:szCs w:val="24"/>
-        </w:rPr>
-        <w:br/>
-      </w:r>
-      <w:r>
-        <w:rPr>
-          <w:rFonts w:ascii="仿宋" w:eastAsia="仿宋" w:hAnsi="仿宋" w:cstheme="majorHAnsi"/>
-          <w:color w:val="000000" w:themeColor="text1"/>
-          <w:sz w:val="28"/>
-          <w:szCs w:val="24"/>
-        </w:rPr>
-        <w:t>SD457</w:t>
-      </w:r>
-      <w:r>
-        <w:rPr>
-          <w:rFonts w:asciiTheme="majorHAnsi" w:hAnsiTheme="majorHAnsi" w:cstheme="majorHAnsi"/>
-          <w:color w:val="000000" w:themeColor="text1"/>
-          <w:sz w:val="24"/>
-          <w:szCs w:val="24"/>
-        </w:rPr>
-        <w:br/>
-        <w:t>*Phone number</w:t>
-      </w:r>
-      <w:r>
-        <w:rPr>
-          <w:rFonts w:asciiTheme="majorHAnsi" w:hAnsiTheme="majorHAnsi" w:cstheme="majorHAnsi"/>
-          <w:color w:val="000000" w:themeColor="text1"/>
-          <w:sz w:val="24"/>
-          <w:szCs w:val="24"/>
-        </w:rPr>
-        <w:br/>
-      </w:r>
-      <w:r>
-        <w:rPr>
-          <w:rFonts w:ascii="仿宋" w:eastAsia="仿宋" w:hAnsi="仿宋" w:cs="微软雅黑"/>
-          <w:color w:val="000000" w:themeColor="text1"/>
-          <w:sz w:val="24"/>
-        </w:rPr>
-        <w:t>yue.li@xjtlu.edu.cn</w:t>
-      </w:r>
-    </w:p>
-    <w:p>
-      <w:pPr>
-        <w:spacing w:before="120" w:after="0"/>
-        <w:rPr>
-          <w:rFonts w:asciiTheme="majorHAnsi" w:hAnsiTheme="majorHAnsi" w:cstheme="majorHAnsi"/>
-          <w:color w:val="000000" w:themeColor="text1"/>
-          <w:sz w:val="24"/>
-          <w:szCs w:val="24"/>
-        </w:rPr>
-      </w:pPr>
-      <w:r>
-        <w:rPr>
-          <w:rFonts w:ascii="仿宋" w:eastAsia="仿宋" w:hAnsi="仿宋" w:cs="微软雅黑" w:hint="eastAsia"/>
-          <w:b/>
-          <w:bCs/>
-          <w:color w:val="000000" w:themeColor="text1"/>
-          <w:sz w:val="24"/>
-          <w:szCs w:val="24"/>
-        </w:rPr>
-        <w:t>学生导师</w:t>
-      </w:r>
-      <w:r>
-        <w:rPr>
-          <w:rFonts w:ascii="仿宋" w:eastAsia="仿宋" w:hAnsi="仿宋" w:cs="微软雅黑" w:hint="eastAsia"/>
-          <w:b/>
-          <w:bCs/>
-          <w:color w:val="000000" w:themeColor="text1"/>
-          <w:sz w:val="24"/>
-          <w:szCs w:val="24"/>
-        </w:rPr>
-        <w:t>联系方式</w:t>
-      </w:r>
-      <w:r>
-        <w:rPr>
-          <w:rFonts w:ascii="仿宋" w:eastAsia="仿宋" w:hAnsi="仿宋" w:cstheme="majorHAnsi"/>
-          <w:b/>
-          <w:bCs/>
-          <w:color w:val="000000" w:themeColor="text1"/>
-          <w:sz w:val="24"/>
-          <w:szCs w:val="24"/>
-        </w:rPr>
-        <w:t>:</w:t>
-      </w:r>
-      <w:r>
-        <w:rPr>
-          <w:rFonts w:ascii="仿宋" w:eastAsia="仿宋" w:hAnsi="仿宋" w:cstheme="majorHAnsi"/>
-          <w:color w:val="000000" w:themeColor="text1"/>
-          <w:sz w:val="24"/>
-          <w:szCs w:val="24"/>
-        </w:rPr>
-        <w:br/>
-      </w:r>
-      <w:r>
-        <w:rPr>
-          <w:rFonts w:ascii="仿宋" w:eastAsia="仿宋" w:hAnsi="仿宋" w:cstheme="majorHAnsi"/>
-          <w:color w:val="000000" w:themeColor="text1"/>
-          <w:sz w:val="28"/>
-          <w:szCs w:val="24"/>
-        </w:rPr>
-        <w:t>SD457</w:t>
-      </w:r>
-      <w:r>
-        <w:rPr>
-          <w:rFonts w:ascii="仿宋" w:eastAsia="仿宋" w:hAnsi="仿宋" w:cstheme="majorHAnsi"/>
-          <w:color w:val="000000" w:themeColor="text1"/>
-          <w:sz w:val="24"/>
-        </w:rPr>
-        <w:br/>
-        <w:t>*</w:t>
-      </w:r>
-      <w:r>
-        <w:rPr>
-          <w:rFonts w:ascii="仿宋" w:eastAsia="仿宋" w:hAnsi="仿宋" w:cs="微软雅黑" w:hint="eastAsia"/>
-          <w:color w:val="000000" w:themeColor="text1"/>
-          <w:sz w:val="24"/>
-        </w:rPr>
-        <w:t>联</w:t>
-      </w:r>
-      <w:r>
-        <w:rPr>
-          <w:rFonts w:ascii="仿宋" w:eastAsia="仿宋" w:hAnsi="仿宋" w:cs="Yu Gothic UI" w:hint="eastAsia"/>
-          <w:color w:val="000000" w:themeColor="text1"/>
-          <w:sz w:val="24"/>
-        </w:rPr>
-        <w:t>系</w:t>
-      </w:r>
-      <w:r>
-        <w:rPr>
-          <w:rFonts w:ascii="仿宋" w:eastAsia="仿宋" w:hAnsi="仿宋" w:cs="微软雅黑" w:hint="eastAsia"/>
-          <w:color w:val="000000" w:themeColor="text1"/>
-          <w:sz w:val="24"/>
-        </w:rPr>
-        <w:t>电话</w:t>
-      </w:r>
-      <w:r>
-        <w:rPr>
-          <w:rFonts w:ascii="仿宋" w:eastAsia="仿宋" w:hAnsi="仿宋" w:cstheme="majorHAnsi"/>
-          <w:color w:val="000000" w:themeColor="text1"/>
-          <w:sz w:val="24"/>
-        </w:rPr>
-        <w:br/>
-      </w:r>
-      <w:r>
-        <w:rPr>
-          <w:rFonts w:ascii="仿宋" w:eastAsia="仿宋" w:hAnsi="仿宋" w:cs="微软雅黑"/>
-          <w:color w:val="000000" w:themeColor="text1"/>
-          <w:sz w:val="24"/>
-        </w:rPr>
-        <w:t>yue.li@xjtlu.edu.cn</w:t>
-      </w:r>
-      <w:r>
-        <w:rPr>
-          <w:rFonts w:asciiTheme="majorHAnsi" w:hAnsiTheme="majorHAnsi" w:cstheme="majorHAnsi"/>
-          <w:color w:val="000000" w:themeColor="text1"/>
-          <w:sz w:val="24"/>
-          <w:szCs w:val="24"/>
-        </w:rPr>
-        <w:br/>
-      </w:r>
-      <w:r>
-        <w:rPr>
-          <w:rFonts w:asciiTheme="majorHAnsi" w:hAnsiTheme="majorHAnsi" w:cstheme="majorHAnsi"/>
-          <w:color w:val="000000" w:themeColor="text1"/>
-          <w:sz w:val="24"/>
-          <w:szCs w:val="24"/>
-        </w:rPr>
-        <w:br/>
-      </w:r>
-      <w:r>
-        <w:rPr>
-          <w:rFonts w:asciiTheme="majorHAnsi" w:hAnsiTheme="majorHAnsi" w:cstheme="majorHAnsi"/>
-          <w:b/>
-          <w:bCs/>
-          <w:color w:val="000000" w:themeColor="text1"/>
-          <w:sz w:val="24"/>
-          <w:szCs w:val="24"/>
-        </w:rPr>
-        <w:t>Participant Information Sheet:</w:t>
-      </w:r>
-      <w:r>
-        <w:rPr>
-          <w:rFonts w:asciiTheme="majorHAnsi" w:hAnsiTheme="majorHAnsi" w:cstheme="majorHAnsi"/>
-          <w:color w:val="000000" w:themeColor="text1"/>
-          <w:sz w:val="24"/>
-          <w:szCs w:val="24"/>
-        </w:rPr>
-        <w:br/>
-        <w:t xml:space="preserve">Before deciding whether or not to participate in this research project, you should read the </w:t>
-      </w:r>
-      <w:r>
-        <w:rPr>
-          <w:rFonts w:asciiTheme="majorHAnsi" w:hAnsiTheme="majorHAnsi" w:cstheme="majorHAnsi"/>
-          <w:color w:val="000000" w:themeColor="text1"/>
-          <w:sz w:val="24"/>
-          <w:szCs w:val="24"/>
-        </w:rPr>
-        <w:lastRenderedPageBreak/>
-        <w:t xml:space="preserve">participant information sheet carefully. </w:t>
-      </w:r>
-      <w:r>
-        <w:rPr>
-          <w:rFonts w:asciiTheme="majorHAnsi" w:hAnsiTheme="majorHAnsi" w:cstheme="majorHAnsi"/>
-          <w:color w:val="FF0000"/>
-          <w:sz w:val="24"/>
-          <w:szCs w:val="24"/>
-        </w:rPr>
-        <w:t xml:space="preserve">Please click this </w:t>
-      </w:r>
-      <w:r>
-        <w:rPr>
-          <w:rFonts w:asciiTheme="majorHAnsi" w:hAnsiTheme="majorHAnsi" w:cstheme="majorHAnsi"/>
-          <w:b/>
-          <w:bCs/>
-          <w:color w:val="FF0000"/>
-          <w:sz w:val="24"/>
-          <w:szCs w:val="24"/>
-          <w:u w:val="single"/>
-        </w:rPr>
-        <w:t>link</w:t>
-      </w:r>
-      <w:r>
-        <w:rPr>
-          <w:rFonts w:asciiTheme="majorHAnsi" w:hAnsiTheme="majorHAnsi" w:cstheme="majorHAnsi"/>
-          <w:color w:val="FF0000"/>
-          <w:sz w:val="24"/>
-          <w:szCs w:val="24"/>
-        </w:rPr>
-        <w:t xml:space="preserve"> to access it</w:t>
-      </w:r>
-      <w:r>
-        <w:rPr>
-          <w:rFonts w:asciiTheme="majorHAnsi" w:hAnsiTheme="majorHAnsi" w:cstheme="majorHAnsi"/>
-          <w:color w:val="000000" w:themeColor="text1"/>
-          <w:sz w:val="24"/>
-          <w:szCs w:val="24"/>
-        </w:rPr>
-        <w:t xml:space="preserve">. If you have any questions, please do not hesitate to contact the </w:t>
-      </w:r>
-      <w:r>
-        <w:rPr>
-          <w:rFonts w:asciiTheme="majorHAnsi" w:hAnsiTheme="majorHAnsi" w:cstheme="majorHAnsi"/>
-          <w:color w:val="000000" w:themeColor="text1"/>
-          <w:sz w:val="24"/>
-          <w:szCs w:val="24"/>
-        </w:rPr>
-        <w:t>Supervisor</w:t>
-      </w:r>
-      <w:r>
-        <w:rPr>
-          <w:rFonts w:asciiTheme="majorHAnsi" w:hAnsiTheme="majorHAnsi" w:cstheme="majorHAnsi"/>
-          <w:color w:val="000000" w:themeColor="text1"/>
-          <w:sz w:val="24"/>
-          <w:szCs w:val="24"/>
-        </w:rPr>
-        <w:t xml:space="preserve"> before agreeing to participate. </w:t>
-      </w:r>
-    </w:p>
-    <w:p>
-      <w:pPr>
-        <w:spacing w:before="120" w:after="0" w:line="240" w:lineRule="auto"/>
-        <w:rPr>
-          <w:rFonts w:ascii="仿宋" w:eastAsia="仿宋" w:hAnsi="仿宋" w:cstheme="majorHAnsi" w:hint="eastAsia"/>
-          <w:color w:val="000000" w:themeColor="text1"/>
-          <w:sz w:val="24"/>
-          <w:szCs w:val="24"/>
-        </w:rPr>
-      </w:pPr>
-      <w:r>
-        <w:rPr>
-          <w:rFonts w:ascii="仿宋" w:eastAsia="仿宋" w:hAnsi="仿宋" w:cstheme="majorHAnsi" w:hint="eastAsia"/>
-          <w:b/>
-          <w:bCs/>
-          <w:color w:val="000000" w:themeColor="text1"/>
-          <w:sz w:val="24"/>
-          <w:szCs w:val="24"/>
-        </w:rPr>
-        <w:t>参与者告知书</w:t>
-      </w:r>
-      <w:r>
-        <w:rPr>
-          <w:rFonts w:ascii="仿宋" w:eastAsia="仿宋" w:hAnsi="仿宋" w:cstheme="majorHAnsi"/>
-          <w:b/>
-          <w:bCs/>
-          <w:color w:val="000000" w:themeColor="text1"/>
-          <w:sz w:val="24"/>
-          <w:szCs w:val="24"/>
-        </w:rPr>
-        <w:t>:</w:t>
-      </w:r>
-    </w:p>
-    <w:p>
-      <w:pPr>
-        <w:spacing w:after="0" w:line="248" w:lineRule="auto"/>
-        <w:ind w:left="-5" w:hanging="10"/>
-        <w:rPr>
-          <w:rFonts w:ascii="仿宋" w:eastAsia="仿宋" w:hAnsi="仿宋" w:hint="eastAsia"/>
-          <w:color w:val="000000" w:themeColor="text1"/>
-          <w:sz w:val="24"/>
-        </w:rPr>
-      </w:pPr>
-      <w:r>
-        <w:rPr>
-          <w:rFonts w:ascii="仿宋" w:eastAsia="仿宋" w:hAnsi="仿宋"/>
-          <w:sz w:val="24"/>
-        </w:rPr>
-        <w:t>您在确定是否参与本研究</w:t>
-      </w:r>
-      <w:r>
-        <w:rPr>
-          <w:rFonts w:ascii="仿宋" w:eastAsia="仿宋" w:hAnsi="仿宋" w:cs="微软雅黑" w:hint="eastAsia"/>
-          <w:sz w:val="24"/>
-        </w:rPr>
-        <w:t>项</w:t>
-      </w:r>
-      <w:r>
-        <w:rPr>
-          <w:rFonts w:ascii="仿宋" w:eastAsia="仿宋" w:hAnsi="仿宋" w:cs="Yu Gothic UI" w:hint="eastAsia"/>
-          <w:sz w:val="24"/>
-        </w:rPr>
-        <w:t>目前，</w:t>
-      </w:r>
-      <w:r>
-        <w:rPr>
-          <w:rFonts w:ascii="仿宋" w:eastAsia="仿宋" w:hAnsi="仿宋" w:cs="微软雅黑" w:hint="eastAsia"/>
-          <w:sz w:val="24"/>
-        </w:rPr>
-        <w:t>务</w:t>
-      </w:r>
-      <w:r>
-        <w:rPr>
-          <w:rFonts w:ascii="仿宋" w:eastAsia="仿宋" w:hAnsi="仿宋" w:cs="Yu Gothic UI" w:hint="eastAsia"/>
-          <w:sz w:val="24"/>
-        </w:rPr>
-        <w:t>必</w:t>
-      </w:r>
-      <w:r>
-        <w:rPr>
-          <w:rFonts w:ascii="仿宋" w:eastAsia="仿宋" w:hAnsi="仿宋" w:cs="微软雅黑" w:hint="eastAsia"/>
-          <w:sz w:val="24"/>
-        </w:rPr>
-        <w:t>认</w:t>
-      </w:r>
-      <w:r>
-        <w:rPr>
-          <w:rFonts w:ascii="仿宋" w:eastAsia="仿宋" w:hAnsi="仿宋" w:cs="Yu Gothic UI" w:hint="eastAsia"/>
-          <w:sz w:val="24"/>
-        </w:rPr>
-        <w:t>真</w:t>
-      </w:r>
-      <w:r>
-        <w:rPr>
-          <w:rFonts w:ascii="仿宋" w:eastAsia="仿宋" w:hAnsi="仿宋" w:cs="微软雅黑" w:hint="eastAsia"/>
-          <w:sz w:val="24"/>
-        </w:rPr>
-        <w:t>阅读</w:t>
-      </w:r>
-      <w:r>
-        <w:rPr>
-          <w:rFonts w:ascii="仿宋" w:eastAsia="仿宋" w:hAnsi="仿宋" w:cs="微软雅黑" w:hint="eastAsia"/>
-          <w:sz w:val="24"/>
-        </w:rPr>
-        <w:t>《</w:t>
-      </w:r>
-      <w:r>
-        <w:rPr>
-          <w:rFonts w:ascii="仿宋" w:eastAsia="仿宋" w:hAnsi="仿宋"/>
-          <w:sz w:val="24"/>
-        </w:rPr>
-        <w:t>参与者告知</w:t>
-      </w:r>
-      <w:r>
-        <w:rPr>
-          <w:rFonts w:ascii="仿宋" w:eastAsia="仿宋" w:hAnsi="仿宋" w:cs="微软雅黑" w:hint="eastAsia"/>
-          <w:sz w:val="24"/>
-        </w:rPr>
-        <w:t>书</w:t>
-      </w:r>
-      <w:r>
-        <w:rPr>
-          <w:rFonts w:ascii="仿宋" w:eastAsia="仿宋" w:hAnsi="仿宋" w:cs="微软雅黑" w:hint="eastAsia"/>
-          <w:sz w:val="24"/>
-        </w:rPr>
-        <w:t>》</w:t>
-      </w:r>
-      <w:r>
-        <w:rPr>
-          <w:rFonts w:ascii="仿宋" w:eastAsia="仿宋" w:hAnsi="仿宋" w:cs="Yu Gothic UI" w:hint="eastAsia"/>
-          <w:sz w:val="24"/>
-        </w:rPr>
-        <w:t>文件，</w:t>
-      </w:r>
-      <w:r>
-        <w:rPr>
-          <w:rFonts w:ascii="仿宋" w:eastAsia="仿宋" w:hAnsi="仿宋" w:cs="微软雅黑" w:hint="eastAsia"/>
-          <w:color w:val="FF0000"/>
-          <w:sz w:val="24"/>
-        </w:rPr>
-        <w:t>请</w:t>
-      </w:r>
-      <w:r>
-        <w:rPr>
-          <w:rFonts w:ascii="仿宋" w:eastAsia="仿宋" w:hAnsi="仿宋" w:cs="Yu Gothic UI" w:hint="eastAsia"/>
-          <w:color w:val="FF0000"/>
-          <w:sz w:val="24"/>
-        </w:rPr>
-        <w:t>点</w:t>
-      </w:r>
-      <w:r>
-        <w:rPr>
-          <w:rFonts w:ascii="仿宋" w:eastAsia="仿宋" w:hAnsi="仿宋" w:cs="微软雅黑" w:hint="eastAsia"/>
-          <w:color w:val="FF0000"/>
-          <w:sz w:val="24"/>
-        </w:rPr>
-        <w:t>击</w:t>
-      </w:r>
-      <w:r>
-        <w:rPr>
-          <w:rFonts w:ascii="仿宋" w:eastAsia="仿宋" w:hAnsi="仿宋" w:cs="微软雅黑" w:hint="eastAsia"/>
-          <w:b/>
-          <w:color w:val="FF0000"/>
-          <w:sz w:val="24"/>
-          <w:u w:val="single"/>
-        </w:rPr>
-        <w:t>链</w:t>
-      </w:r>
-      <w:r>
-        <w:rPr>
-          <w:rFonts w:ascii="仿宋" w:eastAsia="仿宋" w:hAnsi="仿宋" w:cs="Yu Gothic UI" w:hint="eastAsia"/>
-          <w:b/>
-          <w:color w:val="FF0000"/>
-          <w:sz w:val="24"/>
-          <w:u w:val="single"/>
-        </w:rPr>
-        <w:t>接</w:t>
-      </w:r>
-      <w:r>
-        <w:rPr>
-          <w:rFonts w:ascii="仿宋" w:eastAsia="仿宋" w:hAnsi="仿宋" w:cs="微软雅黑" w:hint="eastAsia"/>
-          <w:color w:val="FF0000"/>
-          <w:sz w:val="24"/>
-        </w:rPr>
-        <w:t>查</w:t>
-      </w:r>
-      <w:r>
-        <w:rPr>
-          <w:rFonts w:ascii="仿宋" w:eastAsia="仿宋" w:hAnsi="仿宋" w:cs="Yu Gothic UI" w:hint="eastAsia"/>
-          <w:color w:val="FF0000"/>
-          <w:sz w:val="24"/>
-        </w:rPr>
-        <w:t>看</w:t>
-      </w:r>
-      <w:r>
-        <w:rPr>
-          <w:rFonts w:ascii="仿宋" w:eastAsia="仿宋" w:hAnsi="仿宋" w:cs="宋体" w:hint="eastAsia"/>
-          <w:sz w:val="24"/>
-        </w:rPr>
-        <w:t>。</w:t>
-      </w:r>
-      <w:r>
-        <w:rPr>
-          <w:rFonts w:ascii="仿宋" w:eastAsia="仿宋" w:hAnsi="仿宋" w:cs="Microsoft YaHei UI"/>
-          <w:color w:val="000000" w:themeColor="text1"/>
-          <w:sz w:val="24"/>
-        </w:rPr>
-        <w:t>如果您有任何疑问，请在同意参与之前随时联系</w:t>
-      </w:r>
-      <w:r>
-        <w:rPr>
-          <w:rFonts w:ascii="仿宋" w:eastAsia="仿宋" w:hAnsi="仿宋" w:cs="Microsoft YaHei UI" w:hint="eastAsia"/>
-          <w:color w:val="000000" w:themeColor="text1"/>
-          <w:sz w:val="24"/>
-        </w:rPr>
-        <w:t>学生导师</w:t>
-      </w:r>
-      <w:r>
-        <w:rPr>
-          <w:rFonts w:ascii="仿宋" w:eastAsia="仿宋" w:hAnsi="仿宋" w:cs="Microsoft YaHei UI"/>
-          <w:color w:val="000000" w:themeColor="text1"/>
-          <w:sz w:val="24"/>
-        </w:rPr>
-        <w:t xml:space="preserve">。 </w:t>
-      </w:r>
-    </w:p>
-    <w:p>
-      <w:pPr>
-        <w:spacing w:after="0" w:line="248" w:lineRule="auto"/>
-        <w:ind w:left="-5" w:hanging="10"/>
-        <w:rPr>
-          <w:rFonts w:ascii="仿宋" w:eastAsia="仿宋" w:hAnsi="仿宋" w:hint="eastAsia"/>
-          <w:color w:val="000000" w:themeColor="text1"/>
-          <w:sz w:val="24"/>
-        </w:rPr>
-      </w:pPr>
-      <w:r>
-        <w:rPr>
-          <w:rFonts w:asciiTheme="majorHAnsi" w:hAnsiTheme="majorHAnsi" w:cstheme="majorHAnsi"/>
-          <w:color w:val="000000" w:themeColor="text1"/>
-          <w:sz w:val="24"/>
-          <w:szCs w:val="24"/>
-        </w:rPr>
-        <w:br/>
-      </w:r>
-      <w:r>
-        <w:rPr>
-          <w:rFonts w:asciiTheme="majorHAnsi" w:hAnsiTheme="majorHAnsi" w:cstheme="majorHAnsi"/>
-          <w:color w:val="000000" w:themeColor="text1"/>
-          <w:sz w:val="24"/>
-          <w:szCs w:val="24"/>
-        </w:rPr>
-        <w:br/>
-      </w:r>
-      <w:r>
-        <w:rPr>
-          <w:rFonts w:asciiTheme="majorHAnsi" w:hAnsiTheme="majorHAnsi" w:cstheme="majorHAnsi"/>
-          <w:b/>
-          <w:bCs/>
-          <w:color w:val="000000" w:themeColor="text1"/>
-          <w:sz w:val="24"/>
-          <w:szCs w:val="24"/>
-        </w:rPr>
-        <w:t>Informed Consent Statements:</w:t>
-      </w:r>
-    </w:p>
-    <w:p>
-      <w:pPr>
-        <w:spacing w:after="4" w:line="251" w:lineRule="auto"/>
-        <w:ind w:left="-5" w:right="3510" w:hanging="10"/>
-        <w:rPr>
-          <w:rFonts w:ascii="仿宋" w:eastAsia="仿宋" w:hAnsi="仿宋" w:hint="eastAsia"/>
-          <w:color w:val="000000" w:themeColor="text1"/>
-          <w:sz w:val="24"/>
-        </w:rPr>
-      </w:pPr>
-      <w:r>
-        <w:rPr>
-          <w:rFonts w:ascii="仿宋" w:eastAsia="仿宋" w:hAnsi="仿宋" w:cs="Microsoft YaHei UI"/>
-          <w:b/>
-          <w:color w:val="000000" w:themeColor="text1"/>
-          <w:sz w:val="24"/>
-        </w:rPr>
-        <w:t xml:space="preserve">知情同意声明： </w:t>
-      </w:r>
-    </w:p>
-    <w:p>
-      <w:pPr>
-        <w:spacing w:before="120" w:after="0"/>
-        <w:rPr>
-          <w:rFonts w:asciiTheme="majorHAnsi" w:eastAsia="宋体" w:hAnsiTheme="majorHAnsi" w:cstheme="majorHAnsi"/>
-          <w:color w:val="FF0000"/>
-          <w:sz w:val="24"/>
-          <w:szCs w:val="24"/>
-          <w:lang w:val="en-US"/>
         </w:rPr>
       </w:pPr>
       <w:r>
@@ -1683,80 +1640,47 @@
           <w:sz w:val="24"/>
           <w:szCs w:val="24"/>
         </w:rPr>
-        <w:t xml:space="preserve">1. I confirm that I have read and have understood the information sheet dated </w:t>
+        <w:t>1. I confirm that I have read and have understood the information sheet date</w:t>
+      </w:r>
+      <w:r>
+        <w:rPr>
+          <w:rFonts w:ascii="仿宋" w:eastAsia="仿宋" w:hAnsi="仿宋" w:cs="Yu Gothic UI"/>
+          <w:color w:val="000000" w:themeColor="text1"/>
+          <w:sz w:val="24"/>
+          <w:szCs w:val="24"/>
+        </w:rPr>
+        <w:t xml:space="preserve">d </w:t>
+      </w:r>
+      <w:r>
+        <w:rPr>
+          <w:rFonts w:ascii="仿宋" w:eastAsia="仿宋" w:hAnsi="仿宋" w:cs="Yu Gothic UI"/>
+          <w:color w:val="000000" w:themeColor="text1"/>
+          <w:sz w:val="24"/>
+          <w:szCs w:val="24"/>
+        </w:rPr>
+        <w:t xml:space="preserve"> V1.0, 17 Oct 2026</w:t>
+      </w:r>
+      <w:r>
+        <w:rPr>
+          <w:rFonts w:ascii="仿宋" w:eastAsia="仿宋" w:hAnsi="仿宋" w:cs="Yu Gothic UI"/>
+          <w:color w:val="000000" w:themeColor="text1"/>
+          <w:sz w:val="24"/>
+          <w:szCs w:val="24"/>
+        </w:rPr>
+        <w:t xml:space="preserve"> </w:t>
       </w:r>
       <w:r>
         <w:rPr>
           <w:rFonts w:asciiTheme="majorHAnsi" w:hAnsiTheme="majorHAnsi" w:cstheme="majorHAnsi"/>
-          <w:b/>
-          <w:bCs/>
-          <w:color w:val="000000" w:themeColor="text1"/>
-          <w:sz w:val="24"/>
-          <w:szCs w:val="24"/>
-          <w:highlight w:val="yellow"/>
-        </w:rPr>
-        <w:t>[V</w:t>
+          <w:color w:val="000000" w:themeColor="text1"/>
+          <w:sz w:val="24"/>
+          <w:szCs w:val="24"/>
+        </w:rPr>
+        <w:t>for the above study. I have had the opportunity to consider the information, ask questions and have had these answered satisfactorily.</w:t>
       </w:r>
       <w:r>
         <w:rPr>
           <w:rFonts w:asciiTheme="majorHAnsi" w:hAnsiTheme="majorHAnsi" w:cstheme="majorHAnsi"/>
-          <w:b/>
-          <w:bCs/>
-          <w:color w:val="000000" w:themeColor="text1"/>
-          <w:sz w:val="24"/>
-          <w:szCs w:val="24"/>
-          <w:highlight w:val="yellow"/>
-        </w:rPr>
-        <w:t xml:space="preserve">ersion </w:t>
-      </w:r>
-      <w:r>
-        <w:rPr>
-          <w:rFonts w:asciiTheme="majorHAnsi" w:hAnsiTheme="majorHAnsi" w:cstheme="majorHAnsi"/>
-          <w:b/>
-          <w:bCs/>
-          <w:color w:val="000000" w:themeColor="text1"/>
-          <w:sz w:val="24"/>
-          <w:szCs w:val="24"/>
-          <w:highlight w:val="yellow"/>
-        </w:rPr>
-        <w:t>#, D</w:t>
-      </w:r>
-      <w:r>
-        <w:rPr>
-          <w:rFonts w:asciiTheme="majorHAnsi" w:hAnsiTheme="majorHAnsi" w:cstheme="majorHAnsi"/>
-          <w:b/>
-          <w:bCs/>
-          <w:color w:val="000000" w:themeColor="text1"/>
-          <w:sz w:val="24"/>
-          <w:szCs w:val="24"/>
-          <w:highlight w:val="yellow"/>
-        </w:rPr>
-        <w:t>ate</w:t>
-      </w:r>
-      <w:r>
-        <w:rPr>
-          <w:rFonts w:asciiTheme="majorHAnsi" w:hAnsiTheme="majorHAnsi" w:cstheme="majorHAnsi"/>
-          <w:b/>
-          <w:bCs/>
-          <w:color w:val="000000" w:themeColor="text1"/>
-          <w:sz w:val="24"/>
-          <w:szCs w:val="24"/>
-          <w:highlight w:val="yellow"/>
-        </w:rPr>
-        <w:t>]</w:t>
-      </w:r>
-      <w:r>
-        <w:rPr>
-          <w:rFonts w:asciiTheme="majorHAnsi" w:hAnsiTheme="majorHAnsi" w:cstheme="majorHAnsi"/>
-          <w:color w:val="000000" w:themeColor="text1"/>
-          <w:sz w:val="24"/>
-          <w:szCs w:val="24"/>
-        </w:rPr>
-        <w:t xml:space="preserve"> for the above study. I have had the opportunity to consider the information, ask questions and have had these answered satisfactorily.</w:t>
-      </w:r>
-      <w:r>
-        <w:rPr>
-          <w:rFonts w:asciiTheme="majorHAnsi" w:hAnsiTheme="majorHAnsi" w:cstheme="majorHAnsi"/>
           <w:color w:val="000000" w:themeColor="text1"/>
           <w:sz w:val="24"/>
           <w:szCs w:val="24"/>
@@ -1819,61 +1743,21 @@
       </w:r>
       <w:r>
         <w:rPr>
+          <w:rFonts w:ascii="仿宋" w:eastAsia="仿宋" w:hAnsi="仿宋" w:cs="Yu Gothic UI"/>
+          <w:color w:val="000000" w:themeColor="text1"/>
+          <w:sz w:val="24"/>
+          <w:szCs w:val="24"/>
+        </w:rPr>
+        <w:t xml:space="preserve">V1.0, </w:t>
+      </w:r>
+      <w:r>
+        <w:rPr>
           <w:rFonts w:ascii="仿宋" w:eastAsia="仿宋" w:hAnsi="仿宋" w:cs="Yu Gothic UI" w:hint="eastAsia"/>
           <w:color w:val="000000" w:themeColor="text1"/>
           <w:sz w:val="24"/>
           <w:szCs w:val="24"/>
-          <w:highlight w:val="yellow"/>
-        </w:rPr>
-        <w:t>【</w:t>
-      </w:r>
-      <w:r>
-        <w:rPr>
-          <w:rFonts w:ascii="仿宋" w:eastAsia="仿宋" w:hAnsi="仿宋" w:cstheme="majorHAnsi"/>
-          <w:b/>
-          <w:bCs/>
-          <w:color w:val="000000" w:themeColor="text1"/>
-          <w:sz w:val="24"/>
-          <w:szCs w:val="24"/>
-          <w:highlight w:val="yellow"/>
-        </w:rPr>
-        <w:t>版本号</w:t>
-      </w:r>
-      <w:r>
-        <w:rPr>
-          <w:rFonts w:ascii="仿宋" w:eastAsia="仿宋" w:hAnsi="仿宋" w:cstheme="majorHAnsi" w:hint="eastAsia"/>
-          <w:b/>
-          <w:bCs/>
-          <w:color w:val="000000" w:themeColor="text1"/>
-          <w:sz w:val="24"/>
-          <w:szCs w:val="24"/>
-          <w:highlight w:val="yellow"/>
-        </w:rPr>
-        <w:t>#</w:t>
-      </w:r>
-      <w:r>
-        <w:rPr>
-          <w:rFonts w:ascii="仿宋" w:eastAsia="仿宋" w:hAnsi="仿宋" w:cstheme="majorHAnsi"/>
-          <w:b/>
-          <w:bCs/>
-          <w:color w:val="000000" w:themeColor="text1"/>
-          <w:sz w:val="24"/>
-          <w:szCs w:val="24"/>
-          <w:highlight w:val="yellow"/>
-        </w:rPr>
-        <w:t>、日期</w:t>
-      </w:r>
-      <w:r>
-        <w:rPr>
-          <w:rFonts w:ascii="仿宋" w:eastAsia="仿宋" w:hAnsi="仿宋" w:cstheme="majorHAnsi" w:hint="eastAsia"/>
-          <w:b/>
-          <w:bCs/>
-          <w:color w:val="000000" w:themeColor="text1"/>
-          <w:sz w:val="24"/>
-          <w:szCs w:val="24"/>
-          <w:highlight w:val="yellow"/>
-        </w:rPr>
-        <w:t>】</w:t>
+        </w:rPr>
+        <w:t>2026.10.17</w:t>
       </w:r>
       <w:r>
         <w:rPr>
@@ -2066,61 +1950,21 @@
       </w:r>
       <w:r>
         <w:rPr>
+          <w:rFonts w:ascii="仿宋" w:eastAsia="仿宋" w:hAnsi="仿宋" w:cs="Yu Gothic UI"/>
+          <w:color w:val="000000" w:themeColor="text1"/>
+          <w:sz w:val="24"/>
+          <w:szCs w:val="24"/>
+        </w:rPr>
+        <w:t xml:space="preserve">V1.0, </w:t>
+      </w:r>
+      <w:r>
+        <w:rPr>
           <w:rFonts w:ascii="仿宋" w:eastAsia="仿宋" w:hAnsi="仿宋" w:cs="Yu Gothic UI" w:hint="eastAsia"/>
           <w:color w:val="000000" w:themeColor="text1"/>
           <w:sz w:val="24"/>
           <w:szCs w:val="24"/>
-          <w:highlight w:val="yellow"/>
-        </w:rPr>
-        <w:t>【</w:t>
-      </w:r>
-      <w:r>
-        <w:rPr>
-          <w:rFonts w:ascii="仿宋" w:eastAsia="仿宋" w:hAnsi="仿宋" w:cstheme="majorHAnsi"/>
-          <w:b/>
-          <w:bCs/>
-          <w:color w:val="000000" w:themeColor="text1"/>
-          <w:sz w:val="24"/>
-          <w:szCs w:val="24"/>
-          <w:highlight w:val="yellow"/>
-        </w:rPr>
-        <w:t>版本号</w:t>
-      </w:r>
-      <w:r>
-        <w:rPr>
-          <w:rFonts w:ascii="仿宋" w:eastAsia="仿宋" w:hAnsi="仿宋" w:cstheme="majorHAnsi" w:hint="eastAsia"/>
-          <w:b/>
-          <w:bCs/>
-          <w:color w:val="000000" w:themeColor="text1"/>
-          <w:sz w:val="24"/>
-          <w:szCs w:val="24"/>
-          <w:highlight w:val="yellow"/>
-        </w:rPr>
-        <w:t>#</w:t>
-      </w:r>
-      <w:r>
-        <w:rPr>
-          <w:rFonts w:ascii="仿宋" w:eastAsia="仿宋" w:hAnsi="仿宋" w:cstheme="majorHAnsi"/>
-          <w:b/>
-          <w:bCs/>
-          <w:color w:val="000000" w:themeColor="text1"/>
-          <w:sz w:val="24"/>
-          <w:szCs w:val="24"/>
-          <w:highlight w:val="yellow"/>
-        </w:rPr>
-        <w:t>、日期</w:t>
-      </w:r>
-      <w:r>
-        <w:rPr>
-          <w:rFonts w:ascii="仿宋" w:eastAsia="仿宋" w:hAnsi="仿宋" w:cstheme="majorHAnsi" w:hint="eastAsia"/>
-          <w:b/>
-          <w:bCs/>
-          <w:color w:val="000000" w:themeColor="text1"/>
-          <w:sz w:val="24"/>
-          <w:szCs w:val="24"/>
-          <w:highlight w:val="yellow"/>
-        </w:rPr>
-        <w:t>】</w:t>
+        </w:rPr>
+        <w:t>2026.10.17</w:t>
       </w:r>
       <w:r>
         <w:rPr>
@@ -2253,9 +2097,8 @@
           <w:szCs w:val="24"/>
           <w:lang w:val="en-US"/>
         </w:rPr>
-        <w:t xml:space="preserve">3. I understand that I can withdraw from this study at any time and request the destruction of my data. I also understand that this right is limited, and it will no longer be possible to withdraw my data after it has been fully </w:t>
-      </w:r>
-      <w:proofErr w:type="spellStart"/>
+        <w:t>3. I understand that because my data will be collected anonymously, it will not be possible to remove my data from the study once it has been submitted.</w:t>
+      </w:r>
       <w:r>
         <w:rPr>
           <w:rFonts w:asciiTheme="majorHAnsi" w:hAnsiTheme="majorHAnsi" w:cstheme="majorHAnsi"/>
@@ -2264,252 +2107,84 @@
           <w:szCs w:val="24"/>
           <w:lang w:val="en-US"/>
         </w:rPr>
-        <w:t>anonymised</w:t>
-      </w:r>
-      <w:proofErr w:type="spellEnd"/>
-      <w:r>
-        <w:rPr>
-          <w:rFonts w:asciiTheme="majorHAnsi" w:hAnsiTheme="majorHAnsi" w:cstheme="majorHAnsi"/>
-          <w:color w:val="000000" w:themeColor="text1"/>
-          <w:sz w:val="24"/>
-          <w:szCs w:val="24"/>
-          <w:lang w:val="en-US"/>
-        </w:rPr>
-        <w:t xml:space="preserve"> or included in an aggregated analysis, as explained in section #13 of the Participant Information Sheet.</w:t>
-      </w:r>
-      <w:r>
-        <w:rPr>
-          <w:rFonts w:asciiTheme="majorHAnsi" w:hAnsiTheme="majorHAnsi" w:cstheme="majorHAnsi"/>
-          <w:color w:val="000000" w:themeColor="text1"/>
-          <w:sz w:val="24"/>
-          <w:szCs w:val="24"/>
-          <w:lang w:val="en-US"/>
-        </w:rPr>
         <w:t xml:space="preserve"> </w:t>
       </w:r>
       <w:r>
         <w:rPr>
-          <w:rFonts w:ascii="仿宋" w:eastAsia="仿宋" w:hAnsi="仿宋" w:cs="Yu Gothic UI"/>
-          <w:sz w:val="24"/>
-        </w:rPr>
-        <w:t>本人知</w:t>
+          <w:rFonts w:ascii="仿宋" w:eastAsia="仿宋" w:hAnsi="仿宋"/>
+          <w:sz w:val="24"/>
+        </w:rPr>
+        <w:t>本人知悉，</w:t>
+      </w:r>
+      <w:r>
+        <w:rPr>
+          <w:rFonts w:ascii="仿宋" w:eastAsia="仿宋" w:hAnsi="仿宋" w:hint="eastAsia"/>
+          <w:sz w:val="24"/>
+        </w:rPr>
+        <w:t>由于</w:t>
+      </w:r>
+      <w:r>
+        <w:rPr>
+          <w:rFonts w:ascii="仿宋" w:eastAsia="仿宋" w:hAnsi="仿宋"/>
+          <w:sz w:val="24"/>
+        </w:rPr>
+        <w:t>本人相关数据</w:t>
+      </w:r>
+      <w:r>
+        <w:rPr>
+          <w:rFonts w:ascii="仿宋" w:eastAsia="仿宋" w:hAnsi="仿宋" w:hint="eastAsia"/>
+          <w:sz w:val="24"/>
+        </w:rPr>
+        <w:t>将以</w:t>
+      </w:r>
+      <w:r>
+        <w:rPr>
+          <w:rFonts w:ascii="仿宋" w:eastAsia="仿宋" w:hAnsi="仿宋"/>
+          <w:sz w:val="24"/>
+        </w:rPr>
+        <w:t>匿名形式收集，</w:t>
+      </w:r>
+      <w:r>
+        <w:rPr>
+          <w:rFonts w:ascii="仿宋" w:eastAsia="仿宋" w:hAnsi="仿宋" w:hint="eastAsia"/>
+          <w:sz w:val="24"/>
+        </w:rPr>
+        <w:t>因此</w:t>
+      </w:r>
+      <w:r>
+        <w:rPr>
+          <w:rFonts w:ascii="仿宋" w:eastAsia="仿宋" w:hAnsi="仿宋"/>
+          <w:sz w:val="24"/>
+        </w:rPr>
+        <w:t>数据一</w:t>
       </w:r>
       <w:r>
         <w:rPr>
           <w:rFonts w:ascii="仿宋" w:eastAsia="仿宋" w:hAnsi="仿宋" w:cs="微软雅黑" w:hint="eastAsia"/>
           <w:sz w:val="24"/>
         </w:rPr>
-        <w:t>晓</w:t>
+        <w:t>经</w:t>
       </w:r>
       <w:r>
         <w:rPr>
           <w:rFonts w:ascii="仿宋" w:eastAsia="仿宋" w:hAnsi="仿宋" w:cs="Yu Gothic UI" w:hint="eastAsia"/>
           <w:sz w:val="24"/>
         </w:rPr>
-        <w:t>可随</w:t>
+        <w:t>提交，将无法从本研究中</w:t>
       </w:r>
       <w:r>
         <w:rPr>
           <w:rFonts w:ascii="仿宋" w:eastAsia="仿宋" w:hAnsi="仿宋" w:cs="微软雅黑" w:hint="eastAsia"/>
           <w:sz w:val="24"/>
         </w:rPr>
-        <w:t>时</w:t>
-      </w:r>
-      <w:r>
-        <w:rPr>
-          <w:rFonts w:ascii="仿宋" w:eastAsia="仿宋" w:hAnsi="仿宋" w:cs="Yu Gothic UI" w:hint="eastAsia"/>
-          <w:sz w:val="24"/>
-        </w:rPr>
-        <w:t>退出本研究，并申</w:t>
-      </w:r>
-      <w:r>
-        <w:rPr>
-          <w:rFonts w:ascii="仿宋" w:eastAsia="仿宋" w:hAnsi="仿宋" w:cs="微软雅黑" w:hint="eastAsia"/>
-          <w:sz w:val="24"/>
-        </w:rPr>
-        <w:t>请销毁</w:t>
-      </w:r>
-      <w:r>
-        <w:rPr>
-          <w:rFonts w:ascii="仿宋" w:eastAsia="仿宋" w:hAnsi="仿宋" w:cs="Yu Gothic UI" w:hint="eastAsia"/>
-          <w:sz w:val="24"/>
-        </w:rPr>
-        <w:t>本人相关研究数据。同</w:t>
-      </w:r>
-      <w:r>
-        <w:rPr>
-          <w:rFonts w:ascii="仿宋" w:eastAsia="仿宋" w:hAnsi="仿宋" w:cs="微软雅黑" w:hint="eastAsia"/>
-          <w:sz w:val="24"/>
-        </w:rPr>
-        <w:t>时</w:t>
-      </w:r>
-      <w:r>
-        <w:rPr>
-          <w:rFonts w:ascii="仿宋" w:eastAsia="仿宋" w:hAnsi="仿宋" w:cs="Yu Gothic UI" w:hint="eastAsia"/>
-          <w:sz w:val="24"/>
-        </w:rPr>
-        <w:t>本人</w:t>
-      </w:r>
-      <w:r>
-        <w:rPr>
-          <w:rFonts w:ascii="仿宋" w:eastAsia="仿宋" w:hAnsi="仿宋" w:cs="Yu Gothic UI" w:hint="eastAsia"/>
-          <w:sz w:val="24"/>
-        </w:rPr>
-        <w:t>亦</w:t>
-      </w:r>
-      <w:r>
-        <w:rPr>
-          <w:rFonts w:ascii="仿宋" w:eastAsia="仿宋" w:hAnsi="仿宋" w:cs="Yu Gothic UI" w:hint="eastAsia"/>
-          <w:sz w:val="24"/>
-        </w:rPr>
-        <w:t>清楚</w:t>
-      </w:r>
-      <w:r>
-        <w:rPr>
-          <w:rFonts w:ascii="仿宋" w:eastAsia="仿宋" w:hAnsi="仿宋" w:cs="Yu Gothic UI" w:hint="eastAsia"/>
-          <w:sz w:val="24"/>
-        </w:rPr>
-        <w:t>，</w:t>
-      </w:r>
-      <w:r>
-        <w:rPr>
-          <w:rFonts w:ascii="仿宋" w:eastAsia="仿宋" w:hAnsi="仿宋" w:cs="微软雅黑" w:hint="eastAsia"/>
-          <w:sz w:val="24"/>
-        </w:rPr>
-        <w:t>该</w:t>
-      </w:r>
-      <w:r>
-        <w:rPr>
-          <w:rFonts w:ascii="仿宋" w:eastAsia="仿宋" w:hAnsi="仿宋" w:cs="Yu Gothic UI" w:hint="eastAsia"/>
-          <w:sz w:val="24"/>
-        </w:rPr>
-        <w:t>权利存在相</w:t>
-      </w:r>
-      <w:r>
-        <w:rPr>
-          <w:rFonts w:ascii="仿宋" w:eastAsia="仿宋" w:hAnsi="仿宋" w:cs="微软雅黑" w:hint="eastAsia"/>
-          <w:sz w:val="24"/>
-        </w:rPr>
-        <w:t>应</w:t>
-      </w:r>
-      <w:r>
-        <w:rPr>
-          <w:rFonts w:ascii="仿宋" w:eastAsia="仿宋" w:hAnsi="仿宋" w:cs="Yu Gothic UI" w:hint="eastAsia"/>
-          <w:sz w:val="24"/>
-        </w:rPr>
-        <w:t>限制：按照</w:t>
-      </w:r>
-      <w:r>
-        <w:rPr>
-          <w:rFonts w:ascii="仿宋" w:eastAsia="仿宋" w:hAnsi="仿宋" w:cs="Yu Gothic UI" w:hint="eastAsia"/>
-          <w:sz w:val="24"/>
-        </w:rPr>
-        <w:t>《</w:t>
-      </w:r>
-      <w:r>
-        <w:rPr>
-          <w:rFonts w:ascii="仿宋" w:eastAsia="仿宋" w:hAnsi="仿宋" w:cs="Yu Gothic UI" w:hint="eastAsia"/>
-          <w:sz w:val="24"/>
-        </w:rPr>
-        <w:t>参与者告知</w:t>
-      </w:r>
-      <w:r>
-        <w:rPr>
-          <w:rFonts w:ascii="仿宋" w:eastAsia="仿宋" w:hAnsi="仿宋" w:cs="微软雅黑" w:hint="eastAsia"/>
-          <w:sz w:val="24"/>
-        </w:rPr>
-        <w:t>书</w:t>
-      </w:r>
-      <w:r>
-        <w:rPr>
-          <w:rFonts w:ascii="仿宋" w:eastAsia="仿宋" w:hAnsi="仿宋" w:cs="微软雅黑" w:hint="eastAsia"/>
-          <w:sz w:val="24"/>
-        </w:rPr>
-        <w:t>》</w:t>
-      </w:r>
-      <w:r>
-        <w:rPr>
-          <w:rFonts w:ascii="仿宋" w:eastAsia="仿宋" w:hAnsi="仿宋" w:cs="Yu Gothic UI" w:hint="eastAsia"/>
-          <w:sz w:val="24"/>
-        </w:rPr>
-        <w:t>第13</w:t>
-      </w:r>
-      <w:r>
-        <w:rPr>
-          <w:rFonts w:ascii="仿宋" w:eastAsia="仿宋" w:hAnsi="仿宋" w:cs="Yu Gothic UI"/>
-          <w:sz w:val="24"/>
-        </w:rPr>
-        <w:t>条</w:t>
-      </w:r>
-      <w:r>
-        <w:rPr>
-          <w:rFonts w:ascii="仿宋" w:eastAsia="仿宋" w:hAnsi="仿宋" w:cs="Yu Gothic UI" w:hint="eastAsia"/>
-          <w:sz w:val="24"/>
-        </w:rPr>
-        <w:t>的说明</w:t>
-      </w:r>
-      <w:r>
-        <w:rPr>
-          <w:rFonts w:ascii="仿宋" w:eastAsia="仿宋" w:hAnsi="仿宋" w:cs="Yu Gothic UI" w:hint="eastAsia"/>
-          <w:sz w:val="24"/>
-        </w:rPr>
-        <w:t>，数据</w:t>
-      </w:r>
-      <w:r>
-        <w:rPr>
-          <w:rFonts w:ascii="仿宋" w:eastAsia="仿宋" w:hAnsi="仿宋" w:cs="Yu Gothic UI" w:hint="eastAsia"/>
-          <w:sz w:val="24"/>
-        </w:rPr>
-        <w:t>一旦</w:t>
-      </w:r>
-      <w:r>
-        <w:rPr>
-          <w:rFonts w:ascii="仿宋" w:eastAsia="仿宋" w:hAnsi="仿宋" w:cs="Yu Gothic UI" w:hint="eastAsia"/>
-          <w:sz w:val="24"/>
-        </w:rPr>
-        <w:t>完成完全匿名化</w:t>
-      </w:r>
-      <w:r>
-        <w:rPr>
-          <w:rFonts w:ascii="仿宋" w:eastAsia="仿宋" w:hAnsi="仿宋" w:cs="微软雅黑" w:hint="eastAsia"/>
-          <w:sz w:val="24"/>
-        </w:rPr>
-        <w:t>处</w:t>
-      </w:r>
-      <w:r>
-        <w:rPr>
-          <w:rFonts w:ascii="仿宋" w:eastAsia="仿宋" w:hAnsi="仿宋" w:cs="Yu Gothic UI" w:hint="eastAsia"/>
-          <w:sz w:val="24"/>
-        </w:rPr>
-        <w:t>理或</w:t>
-      </w:r>
-      <w:r>
-        <w:rPr>
-          <w:rFonts w:ascii="仿宋" w:eastAsia="仿宋" w:hAnsi="仿宋" w:cs="微软雅黑" w:hint="eastAsia"/>
-          <w:sz w:val="24"/>
-        </w:rPr>
-        <w:t>纳</w:t>
-      </w:r>
-      <w:r>
-        <w:rPr>
-          <w:rFonts w:ascii="仿宋" w:eastAsia="仿宋" w:hAnsi="仿宋" w:cs="Yu Gothic UI" w:hint="eastAsia"/>
-          <w:sz w:val="24"/>
-        </w:rPr>
-        <w:t>入</w:t>
-      </w:r>
-      <w:r>
-        <w:rPr>
-          <w:rFonts w:ascii="仿宋" w:eastAsia="仿宋" w:hAnsi="仿宋" w:cs="微软雅黑" w:hint="eastAsia"/>
-          <w:sz w:val="24"/>
-        </w:rPr>
-        <w:t>汇总</w:t>
-      </w:r>
-      <w:r>
-        <w:rPr>
-          <w:rFonts w:ascii="仿宋" w:eastAsia="仿宋" w:hAnsi="仿宋" w:cs="Yu Gothic UI" w:hint="eastAsia"/>
-          <w:sz w:val="24"/>
-        </w:rPr>
-        <w:t>分析后，将无法再撤回相关数据。</w:t>
+        <w:t>删</w:t>
+      </w:r>
+      <w:r>
+        <w:rPr>
+          <w:rFonts w:ascii="仿宋" w:eastAsia="仿宋" w:hAnsi="仿宋" w:cs="宋体" w:hint="eastAsia"/>
+          <w:sz w:val="24"/>
+        </w:rPr>
+        <w:t>除。</w:t>
       </w:r>
     </w:p>
     <w:p>
@@ -6336,9 +6011,9 @@
       </w:r>
     </w:p>
     <w:sectPr>
-      <w:headerReference w:type="default" r:id="rId11"/>
-      <w:footerReference w:type="even" r:id="rId12"/>
-      <w:footerReference w:type="default" r:id="rId13"/>
+      <w:headerReference w:type="default" r:id="rId13"/>
+      <w:footerReference w:type="even" r:id="rId14"/>
+      <w:footerReference w:type="default" r:id="rId15"/>
       <w:pgSz w:w="11900" w:h="16840"/>
       <w:pgMar w:top="1440" w:right="1080" w:bottom="1440" w:left="1080" w:header="432" w:footer="432" w:gutter="0"/>
       <w:cols w:space="708"/>
@@ -13020,23 +12695,7 @@
 </a:theme>
 </file>
 
-<file path=customXml/item1.xml><?xml version="1.0" encoding="utf-8"?>
-<b:Sources xmlns:b="http://schemas.openxmlformats.org/officeDocument/2006/bibliography" xmlns="http://schemas.openxmlformats.org/officeDocument/2006/bibliography" SelectedStyle="/APA.XSL" StyleName="APA"/>
-</file>
-
-<file path=customXml/item2.xml><?xml version="1.0" encoding="utf-8"?><p:properties xmlns:p="http://schemas.microsoft.com/office/2006/metadata/properties" xmlns:xsi="http://www.w3.org/2001/XMLSchema-instance" xmlns:pc="http://schemas.microsoft.com/office/infopath/2007/PartnerControls"><documentManagement><hc6d7eca65f9478abad7d03f5cf64e0f xmlns="$ListId:Shared Documents;"><Terms xmlns="http://schemas.microsoft.com/office/infopath/2007/PartnerControls"></Terms></hc6d7eca65f9478abad7d03f5cf64e0f><TaxCatchAll xmlns="e8331262-de25-436d-8f05-154a071bbe3b"/></documentManagement></p:properties>
-</file>
-
-<file path=customXml/item3.xml><?xml version="1.0" encoding="utf-8"?>
-<?mso-contentType ?>
-<FormTemplates xmlns="http://schemas.microsoft.com/sharepoint/v3/contenttype/forms">
-  <Display>DocumentLibraryForm</Display>
-  <Edit>DocumentLibraryForm</Edit>
-  <New>DocumentLibraryForm</New>
-</FormTemplates>
-</file>
-
-<file path=customXml/item4.xml><?xml version="1.0" encoding="utf-8"?><ct:contentTypeSchema ct:_="" ma:_="" ma:contentTypeName="Document" ma:contentTypeID="0x0101000C92E395E8E08542BE84397FDFC4739E" ma:contentTypeVersion="" ma:contentTypeDescription="Create a new document." ma:contentTypeScope="" ma:versionID="a6c32c42d6b9b054ce49606a6ea29a96" xmlns:ct="http://schemas.microsoft.com/office/2006/metadata/contentType" xmlns:ma="http://schemas.microsoft.com/office/2006/metadata/properties/metaAttributes">
+<file path=customXml/item1.xml><?xml version="1.0" encoding="utf-8"?><ct:contentTypeSchema ct:_="" ma:_="" ma:contentTypeName="Document" ma:contentTypeID="0x0101000C92E395E8E08542BE84397FDFC4739E" ma:contentTypeVersion="" ma:contentTypeDescription="Create a new document." ma:contentTypeScope="" ma:versionID="a6c32c42d6b9b054ce49606a6ea29a96" xmlns:ct="http://schemas.microsoft.com/office/2006/metadata/contentType" xmlns:ma="http://schemas.microsoft.com/office/2006/metadata/properties/metaAttributes">
 <xsd:schema targetNamespace="http://schemas.microsoft.com/office/2006/metadata/properties" ma:root="true" ma:fieldsID="7503db7f5557d481fda480109d4de2ef" ns2:_="" ns3:_="" xmlns:xsd="http://www.w3.org/2001/XMLSchema" xmlns:xs="http://www.w3.org/2001/XMLSchema" xmlns:p="http://schemas.microsoft.com/office/2006/metadata/properties" xmlns:ns2="$ListId:Shared Documents;" xmlns:ns3="e8331262-de25-436d-8f05-154a071bbe3b">
 <xsd:import namespace="$ListId:Shared Documents;"/>
 <xsd:import namespace="e8331262-de25-436d-8f05-154a071bbe3b"/>
@@ -13180,34 +12839,23 @@
 </ct:contentTypeSchema>
 </file>
 
-<file path=customXml/itemProps1.xml><?xml version="1.0" encoding="utf-8"?>
-<ds:datastoreItem xmlns:ds="http://schemas.openxmlformats.org/officeDocument/2006/customXml" ds:itemID="{CFB45AEC-4503-47BF-AA61-9E0A0EAC1906}">
-  <ds:schemaRefs>
-    <ds:schemaRef ds:uri="http://schemas.openxmlformats.org/officeDocument/2006/bibliography"/>
-  </ds:schemaRefs>
-</ds:datastoreItem>
+<file path=customXml/item2.xml><?xml version="1.0" encoding="utf-8"?>
+<?mso-contentType ?>
+<FormTemplates xmlns="http://schemas.microsoft.com/sharepoint/v3/contenttype/forms">
+  <Display>DocumentLibraryForm</Display>
+  <Edit>DocumentLibraryForm</Edit>
+  <New>DocumentLibraryForm</New>
+</FormTemplates>
 </file>
 
-<file path=customXml/itemProps2.xml><?xml version="1.0" encoding="utf-8"?>
-<ds:datastoreItem xmlns:ds="http://schemas.openxmlformats.org/officeDocument/2006/customXml" ds:itemID="{A38621E1-BA09-4AEF-9DC9-CD2F0409CCDB}">
-  <ds:schemaRefs>
-    <ds:schemaRef ds:uri="http://schemas.microsoft.com/office/2006/metadata/properties"/>
-    <ds:schemaRef ds:uri="http://schemas.microsoft.com/office/infopath/2007/PartnerControls"/>
-    <ds:schemaRef ds:uri="$ListId:Shared Documents;"/>
-    <ds:schemaRef ds:uri="e8331262-de25-436d-8f05-154a071bbe3b"/>
-  </ds:schemaRefs>
-</ds:datastoreItem>
+<file path=customXml/item3.xml><?xml version="1.0" encoding="utf-8"?><p:properties xmlns:p="http://schemas.microsoft.com/office/2006/metadata/properties" xmlns:xsi="http://www.w3.org/2001/XMLSchema-instance" xmlns:pc="http://schemas.microsoft.com/office/infopath/2007/PartnerControls"><documentManagement><hc6d7eca65f9478abad7d03f5cf64e0f xmlns="$ListId:Shared Documents;"><Terms xmlns="http://schemas.microsoft.com/office/infopath/2007/PartnerControls"></Terms></hc6d7eca65f9478abad7d03f5cf64e0f><TaxCatchAll xmlns="e8331262-de25-436d-8f05-154a071bbe3b"/></documentManagement></p:properties>
 </file>
 
-<file path=customXml/itemProps3.xml><?xml version="1.0" encoding="utf-8"?>
-<ds:datastoreItem xmlns:ds="http://schemas.openxmlformats.org/officeDocument/2006/customXml" ds:itemID="{697F605A-5152-431F-9EDD-61C4C9479B2C}">
-  <ds:schemaRefs>
-    <ds:schemaRef ds:uri="http://schemas.microsoft.com/sharepoint/v3/contenttype/forms"/>
-  </ds:schemaRefs>
-</ds:datastoreItem>
+<file path=customXml/item4.xml><?xml version="1.0" encoding="utf-8"?>
+<b:Sources xmlns:b="http://schemas.openxmlformats.org/officeDocument/2006/bibliography" xmlns="http://schemas.openxmlformats.org/officeDocument/2006/bibliography" SelectedStyle="/APA.XSL" StyleName="APA"/>
 </file>
 
-<file path=customXml/itemProps4.xml><?xml version="1.0" encoding="utf-8"?>
+<file path=customXml/itemProps1.xml><?xml version="1.0" encoding="utf-8"?>
 <ds:datastoreItem xmlns:ds="http://schemas.openxmlformats.org/officeDocument/2006/customXml" ds:itemID="{EB3CCC34-8001-4E1C-A454-55A4341B03B9}">
   <ds:schemaRefs>
     <ds:schemaRef ds:uri="http://schemas.microsoft.com/office/2006/metadata/contentType"/>
@@ -13224,4 +12872,31 @@
     <ds:schemaRef ds:uri="http://schemas.microsoft.com/internal/obd"/>
   </ds:schemaRefs>
 </ds:datastoreItem>
+</file>
+
+<file path=customXml/itemProps2.xml><?xml version="1.0" encoding="utf-8"?>
+<ds:datastoreItem xmlns:ds="http://schemas.openxmlformats.org/officeDocument/2006/customXml" ds:itemID="{697F605A-5152-431F-9EDD-61C4C9479B2C}">
+  <ds:schemaRefs>
+    <ds:schemaRef ds:uri="http://schemas.microsoft.com/sharepoint/v3/contenttype/forms"/>
+  </ds:schemaRefs>
+</ds:datastoreItem>
+</file>
+
+<file path=customXml/itemProps3.xml><?xml version="1.0" encoding="utf-8"?>
+<ds:datastoreItem xmlns:ds="http://schemas.openxmlformats.org/officeDocument/2006/customXml" ds:itemID="{A38621E1-BA09-4AEF-9DC9-CD2F0409CCDB}">
+  <ds:schemaRefs>
+    <ds:schemaRef ds:uri="http://schemas.microsoft.com/office/2006/metadata/properties"/>
+    <ds:schemaRef ds:uri="http://schemas.microsoft.com/office/infopath/2007/PartnerControls"/>
+    <ds:schemaRef ds:uri="$ListId:Shared Documents;"/>
+    <ds:schemaRef ds:uri="e8331262-de25-436d-8f05-154a071bbe3b"/>
+  </ds:schemaRefs>
+</ds:datastoreItem>
+</file>
+
+<file path=customXml/itemProps4.xml><?xml version="1.0" encoding="utf-8"?>
+<ds:datastoreItem xmlns:ds="http://schemas.openxmlformats.org/officeDocument/2006/customXml" ds:itemID="{CFB45AEC-4503-47BF-AA61-9E0A0EAC1906}">
+  <ds:schemaRefs>
+    <ds:schemaRef ds:uri="http://schemas.openxmlformats.org/officeDocument/2006/bibliography"/>
+  </ds:schemaRefs>
+</ds:datastoreItem>
 </file>
--- a/Appendix 3.2 Informed Consent Form_Student.docx
+++ b/Appendix 3.2 Informed Consent Form_Student.docx
@@ -219,7 +219,19 @@
           <w:sz w:val="24"/>
           <w:szCs w:val="24"/>
         </w:rPr>
-        <w:t>科研伦理审批编号</w:t>
+        <w:t>科研伦理审批</w:t>
+      </w:r>
+      <w:proofErr w:type="gramStart"/>
+      <w:r>
+        <w:rPr>
+          <w:rFonts w:ascii="仿宋" w:eastAsia="仿宋" w:hAnsi="仿宋" w:cstheme="majorHAnsi" w:hint="eastAsia"/>
+          <w:b/>
+          <w:bCs/>
+          <w:color w:val="000000" w:themeColor="text1"/>
+          <w:sz w:val="24"/>
+          <w:szCs w:val="24"/>
+        </w:rPr>
+        <w:t>编号</w:t>
       </w:r>
       <w:r>
         <w:rPr>
@@ -230,8 +242,9 @@
           <w:sz w:val="24"/>
           <w:szCs w:val="24"/>
         </w:rPr>
-        <w:t xml:space="preserve">: </w:t>
-      </w:r>
+        <w:t>:</w:t>
+      </w:r>
+      <w:proofErr w:type="gramEnd"/>
       <w:r>
         <w:rPr>
           <w:rFonts w:asciiTheme="majorHAnsi" w:hAnsiTheme="majorHAnsi" w:cstheme="majorHAnsi"/>
@@ -240,14 +253,10 @@
           <w:color w:val="000000" w:themeColor="text1"/>
           <w:sz w:val="24"/>
           <w:szCs w:val="24"/>
-          <w:highlight w:val="yellow"/>
-        </w:rPr>
-        <w:t>***</w:t>
-      </w:r>
-    </w:p>
-    <w:p>
-      <w:pPr>
-        <w:spacing w:after="0" w:line="240" w:lineRule="auto"/>
+        </w:rPr>
+        <w:t xml:space="preserve"> </w:t>
+      </w:r>
+      <w:r>
         <w:rPr>
           <w:rFonts w:asciiTheme="majorHAnsi" w:hAnsiTheme="majorHAnsi" w:cstheme="majorHAnsi"/>
           <w:b/>
@@ -255,6 +264,21 @@
           <w:color w:val="000000" w:themeColor="text1"/>
           <w:sz w:val="24"/>
           <w:szCs w:val="24"/>
+          <w:highlight w:val="yellow"/>
+        </w:rPr>
+        <w:t>***</w:t>
+      </w:r>
+    </w:p>
+    <w:p>
+      <w:pPr>
+        <w:spacing w:after="0" w:line="240" w:lineRule="auto"/>
+        <w:rPr>
+          <w:rFonts w:asciiTheme="majorHAnsi" w:hAnsiTheme="majorHAnsi" w:cstheme="majorHAnsi"/>
+          <w:b/>
+          <w:bCs/>
+          <w:color w:val="000000" w:themeColor="text1"/>
+          <w:sz w:val="24"/>
+          <w:szCs w:val="24"/>
         </w:rPr>
       </w:pPr>
     </w:p>
@@ -290,7 +314,19 @@
           <w:sz w:val="24"/>
           <w:szCs w:val="24"/>
         </w:rPr>
-        <w:t>AIAT Supervisor Selection </w:t>
+        <w:t xml:space="preserve">AIAT Supervisor </w:t>
+      </w:r>
+      <w:proofErr w:type="gramStart"/>
+      <w:r>
+        <w:rPr>
+          <w:rFonts w:asciiTheme="majorHAnsi" w:hAnsiTheme="majorHAnsi" w:cstheme="majorHAnsi"/>
+          <w:b/>
+          <w:bCs/>
+          <w:color w:val="000000" w:themeColor="text1"/>
+          <w:sz w:val="24"/>
+          <w:szCs w:val="24"/>
+        </w:rPr>
+        <w:t>Selection </w:t>
       </w:r>
       <w:r>
         <w:rPr>
@@ -303,6 +339,7 @@
         </w:rPr>
         <w:t xml:space="preserve"> Agent</w:t>
       </w:r>
+      <w:proofErr w:type="gramEnd"/>
       <w:r>
         <w:rPr>
           <w:rFonts w:asciiTheme="majorHAnsi" w:hAnsiTheme="majorHAnsi" w:cstheme="majorHAnsi"/>
@@ -336,7 +373,19 @@
           <w:sz w:val="24"/>
           <w:szCs w:val="24"/>
         </w:rPr>
-        <w:t>项目名称</w:t>
+        <w:t>项目</w:t>
+      </w:r>
+      <w:proofErr w:type="gramStart"/>
+      <w:r>
+        <w:rPr>
+          <w:rFonts w:ascii="仿宋" w:eastAsia="仿宋" w:hAnsi="仿宋" w:cstheme="majorHAnsi" w:hint="eastAsia"/>
+          <w:b/>
+          <w:bCs/>
+          <w:color w:val="000000" w:themeColor="text1"/>
+          <w:sz w:val="24"/>
+          <w:szCs w:val="24"/>
+        </w:rPr>
+        <w:t>名称</w:t>
       </w:r>
       <w:r>
         <w:rPr>
@@ -349,6 +398,7 @@
         </w:rPr>
         <w:t>:</w:t>
       </w:r>
+      <w:proofErr w:type="gramEnd"/>
       <w:r>
         <w:rPr>
           <w:rFonts w:asciiTheme="majorHAnsi" w:hAnsiTheme="majorHAnsi" w:cstheme="majorHAnsi" w:hint="eastAsia"/>
@@ -384,20 +434,6 @@
       </w:r>
       <w:r>
         <w:rPr>
-          <w:rFonts w:asciiTheme="majorHAnsi" w:eastAsia="宋体" w:hAnsiTheme="majorHAnsi" w:cstheme="majorHAnsi" w:hint="eastAsia"/>
-          <w:b/>
-          <w:bCs/>
-          <w:color w:val="000000" w:themeColor="text1"/>
-          <w:sz w:val="24"/>
-          <w:szCs w:val="24"/>
-        </w:rPr>
-        <w:t>使用体验调查</w:t>
-      </w:r>
-    </w:p>
-    <w:p>
-      <w:pPr>
-        <w:spacing w:after="0" w:line="240" w:lineRule="auto"/>
-        <w:rPr>
           <w:rFonts w:ascii="仿宋" w:eastAsia="仿宋" w:hAnsi="仿宋" w:cstheme="majorHAnsi" w:hint="eastAsia"/>
           <w:b/>
           <w:bCs/>
@@ -405,6 +441,20 @@
           <w:sz w:val="24"/>
           <w:szCs w:val="24"/>
         </w:rPr>
+        <w:t>使用体验调查</w:t>
+      </w:r>
+    </w:p>
+    <w:p>
+      <w:pPr>
+        <w:spacing w:after="0" w:line="240" w:lineRule="auto"/>
+        <w:rPr>
+          <w:rFonts w:ascii="仿宋" w:eastAsia="仿宋" w:hAnsi="仿宋" w:cstheme="majorHAnsi" w:hint="eastAsia"/>
+          <w:b/>
+          <w:bCs/>
+          <w:color w:val="000000" w:themeColor="text1"/>
+          <w:sz w:val="24"/>
+          <w:szCs w:val="24"/>
+        </w:rPr>
       </w:pPr>
     </w:p>
     <w:p>
@@ -500,6 +550,7 @@
           <w:szCs w:val="24"/>
         </w:rPr>
       </w:pPr>
+      <w:proofErr w:type="spellStart"/>
       <w:r>
         <w:rPr>
           <w:rFonts w:ascii="仿宋" w:eastAsia="仿宋" w:hAnsi="仿宋" w:cstheme="majorHAnsi" w:hint="eastAsia"/>
@@ -509,7 +560,19 @@
           <w:sz w:val="24"/>
           <w:szCs w:val="24"/>
         </w:rPr>
-        <w:t xml:space="preserve">Zhengjie Cao MSc </w:t>
+        <w:t>Zhengjie</w:t>
+      </w:r>
+      <w:proofErr w:type="spellEnd"/>
+      <w:r>
+        <w:rPr>
+          <w:rFonts w:ascii="仿宋" w:eastAsia="仿宋" w:hAnsi="仿宋" w:cstheme="majorHAnsi" w:hint="eastAsia"/>
+          <w:b/>
+          <w:bCs/>
+          <w:color w:val="000000" w:themeColor="text1"/>
+          <w:sz w:val="24"/>
+          <w:szCs w:val="24"/>
+        </w:rPr>
+        <w:t xml:space="preserve"> Cao MSc </w:t>
       </w:r>
       <w:r>
         <w:rPr>
@@ -546,6 +609,7 @@
           <w:szCs w:val="24"/>
         </w:rPr>
       </w:pPr>
+      <w:proofErr w:type="spellStart"/>
       <w:r>
         <w:rPr>
           <w:rFonts w:ascii="仿宋" w:eastAsia="仿宋" w:hAnsi="仿宋" w:cstheme="majorHAnsi" w:hint="eastAsia"/>
@@ -555,7 +619,19 @@
           <w:sz w:val="24"/>
           <w:szCs w:val="24"/>
         </w:rPr>
-        <w:t xml:space="preserve">Yikai Wang MSc </w:t>
+        <w:t>Yikai</w:t>
+      </w:r>
+      <w:proofErr w:type="spellEnd"/>
+      <w:r>
+        <w:rPr>
+          <w:rFonts w:ascii="仿宋" w:eastAsia="仿宋" w:hAnsi="仿宋" w:cstheme="majorHAnsi" w:hint="eastAsia"/>
+          <w:b/>
+          <w:bCs/>
+          <w:color w:val="000000" w:themeColor="text1"/>
+          <w:sz w:val="24"/>
+          <w:szCs w:val="24"/>
+        </w:rPr>
+        <w:t xml:space="preserve"> Wang MSc </w:t>
       </w:r>
       <w:r>
         <w:rPr>
@@ -638,6 +714,7 @@
           <w:szCs w:val="24"/>
         </w:rPr>
       </w:pPr>
+      <w:proofErr w:type="spellStart"/>
       <w:r>
         <w:rPr>
           <w:rFonts w:ascii="仿宋" w:eastAsia="仿宋" w:hAnsi="仿宋" w:cstheme="majorHAnsi" w:hint="eastAsia"/>
@@ -647,7 +724,19 @@
           <w:sz w:val="24"/>
           <w:szCs w:val="24"/>
         </w:rPr>
-        <w:t xml:space="preserve">Shiheng Fu MSc </w:t>
+        <w:t>Shiheng</w:t>
+      </w:r>
+      <w:proofErr w:type="spellEnd"/>
+      <w:r>
+        <w:rPr>
+          <w:rFonts w:ascii="仿宋" w:eastAsia="仿宋" w:hAnsi="仿宋" w:cstheme="majorHAnsi" w:hint="eastAsia"/>
+          <w:b/>
+          <w:bCs/>
+          <w:color w:val="000000" w:themeColor="text1"/>
+          <w:sz w:val="24"/>
+          <w:szCs w:val="24"/>
+        </w:rPr>
+        <w:t xml:space="preserve"> Fu MSc </w:t>
       </w:r>
       <w:r>
         <w:rPr>
@@ -1117,7 +1206,19 @@
           <w:sz w:val="24"/>
           <w:szCs w:val="24"/>
         </w:rPr>
-        <w:t>联系方式</w:t>
+        <w:t>联系</w:t>
+      </w:r>
+      <w:proofErr w:type="gramStart"/>
+      <w:r>
+        <w:rPr>
+          <w:rFonts w:ascii="仿宋" w:eastAsia="仿宋" w:hAnsi="仿宋" w:cs="微软雅黑" w:hint="eastAsia"/>
+          <w:b/>
+          <w:bCs/>
+          <w:color w:val="000000" w:themeColor="text1"/>
+          <w:sz w:val="24"/>
+          <w:szCs w:val="24"/>
+        </w:rPr>
+        <w:t>方式</w:t>
       </w:r>
       <w:r>
         <w:rPr>
@@ -1130,6 +1231,7 @@
         </w:rPr>
         <w:t>:</w:t>
       </w:r>
+      <w:proofErr w:type="gramEnd"/>
       <w:r>
         <w:rPr>
           <w:rFonts w:ascii="仿宋" w:eastAsia="仿宋" w:hAnsi="仿宋" w:cstheme="majorHAnsi"/>
@@ -1342,7 +1444,19 @@
           <w:sz w:val="24"/>
           <w:szCs w:val="24"/>
         </w:rPr>
-        <w:t>参与者告知书</w:t>
+        <w:t>参与者告知</w:t>
+      </w:r>
+      <w:proofErr w:type="gramStart"/>
+      <w:r>
+        <w:rPr>
+          <w:rFonts w:ascii="仿宋" w:eastAsia="仿宋" w:hAnsi="仿宋" w:cstheme="majorHAnsi" w:hint="eastAsia"/>
+          <w:b/>
+          <w:bCs/>
+          <w:color w:val="000000" w:themeColor="text1"/>
+          <w:sz w:val="24"/>
+          <w:szCs w:val="24"/>
+        </w:rPr>
+        <w:t>书</w:t>
       </w:r>
       <w:r>
         <w:rPr>
@@ -1355,6 +1469,7 @@
         </w:rPr>
         <w:t>:</w:t>
       </w:r>
+      <w:proofErr w:type="gramEnd"/>
     </w:p>
     <w:p>
       <w:pPr>
@@ -1640,7 +1755,17 @@
           <w:sz w:val="24"/>
           <w:szCs w:val="24"/>
         </w:rPr>
-        <w:t>1. I confirm that I have read and have understood the information sheet date</w:t>
+        <w:t xml:space="preserve">1. I confirm that I have read and have understood the information sheet </w:t>
+      </w:r>
+      <w:proofErr w:type="gramStart"/>
+      <w:r>
+        <w:rPr>
+          <w:rFonts w:asciiTheme="majorHAnsi" w:hAnsiTheme="majorHAnsi" w:cstheme="majorHAnsi"/>
+          <w:color w:val="000000" w:themeColor="text1"/>
+          <w:sz w:val="24"/>
+          <w:szCs w:val="24"/>
+        </w:rPr>
+        <w:t>date</w:t>
       </w:r>
       <w:r>
         <w:rPr>
@@ -1658,7 +1783,17 @@
           <w:sz w:val="24"/>
           <w:szCs w:val="24"/>
         </w:rPr>
-        <w:t xml:space="preserve"> V1.0, 17 Oct 2026</w:t>
+        <w:t xml:space="preserve"> V1.0</w:t>
+      </w:r>
+      <w:proofErr w:type="gramEnd"/>
+      <w:r>
+        <w:rPr>
+          <w:rFonts w:ascii="仿宋" w:eastAsia="仿宋" w:hAnsi="仿宋" w:cs="Yu Gothic UI"/>
+          <w:color w:val="000000" w:themeColor="text1"/>
+          <w:sz w:val="24"/>
+          <w:szCs w:val="24"/>
+        </w:rPr>
+        <w:t>, 17 Oct 2026</w:t>
       </w:r>
       <w:r>
         <w:rPr>
